--- a/MCO2-Documentation-18.docx
+++ b/MCO2-Documentation-18.docx
@@ -120,7 +120,27 @@
                 <w:sz w:val="20"/>
                 <w:szCs w:val="20"/>
               </w:rPr>
-              <w:t>We declare that the project we are submitting is the product of our own work augmented with responsible and ethical use of generative AI as encoded in Table 1  and Table 2 below.</w:t>
+              <w:t xml:space="preserve">We declare that the project we are submitting is the product of our own work augmented with responsible and ethical use of generative AI as encoded in Table </w:t>
+            </w:r>
+            <w:proofErr w:type="gramStart"/>
+            <w:r>
+              <w:rPr>
+                <w:i/>
+                <w:iCs/>
+                <w:sz w:val="20"/>
+                <w:szCs w:val="20"/>
+              </w:rPr>
+              <w:t>1  and</w:t>
+            </w:r>
+            <w:proofErr w:type="gramEnd"/>
+            <w:r>
+              <w:rPr>
+                <w:i/>
+                <w:iCs/>
+                <w:sz w:val="20"/>
+                <w:szCs w:val="20"/>
+              </w:rPr>
+              <w:t xml:space="preserve"> Table 2 below.</w:t>
             </w:r>
           </w:p>
           <w:p>
@@ -322,7 +342,29 @@
                 <w:sz w:val="20"/>
                 <w:szCs w:val="20"/>
               </w:rPr>
-              <w:t>// Instruction #1: Encode your names, and affix your e-signature to attest to the declaration above.</w:t>
+              <w:t xml:space="preserve">// Instruction #1: Encode your </w:t>
+            </w:r>
+            <w:proofErr w:type="gramStart"/>
+            <w:r>
+              <w:rPr>
+                <w:b/>
+                <w:bCs/>
+                <w:color w:val="999999"/>
+                <w:sz w:val="20"/>
+                <w:szCs w:val="20"/>
+              </w:rPr>
+              <w:t>names, and</w:t>
+            </w:r>
+            <w:proofErr w:type="gramEnd"/>
+            <w:r>
+              <w:rPr>
+                <w:b/>
+                <w:bCs/>
+                <w:color w:val="999999"/>
+                <w:sz w:val="20"/>
+                <w:szCs w:val="20"/>
+              </w:rPr>
+              <w:t xml:space="preserve"> affix your e-signature to attest to the declaration above.</w:t>
             </w:r>
           </w:p>
           <w:p>
@@ -588,7 +630,29 @@
           <w:sz w:val="20"/>
           <w:szCs w:val="20"/>
         </w:rPr>
-        <w:t>// Instruction #2: Fill-up the column 2 of Table 1 below.</w:t>
+        <w:t xml:space="preserve">// Instruction #2: Fill-up </w:t>
+      </w:r>
+      <w:proofErr w:type="gramStart"/>
+      <w:r>
+        <w:rPr>
+          <w:b/>
+          <w:bCs/>
+          <w:color w:val="999999"/>
+          <w:sz w:val="20"/>
+          <w:szCs w:val="20"/>
+        </w:rPr>
+        <w:t>the column</w:t>
+      </w:r>
+      <w:proofErr w:type="gramEnd"/>
+      <w:r>
+        <w:rPr>
+          <w:b/>
+          <w:bCs/>
+          <w:color w:val="999999"/>
+          <w:sz w:val="20"/>
+          <w:szCs w:val="20"/>
+        </w:rPr>
+        <w:t xml:space="preserve"> 2 of Table 1 below.</w:t>
       </w:r>
     </w:p>
     <w:p>
@@ -1294,7 +1358,31 @@
                 <w:szCs w:val="20"/>
                 <w:highlight w:val="yellow"/>
               </w:rPr>
-              <w:t>All test cases were made by human, debugging was also done manually by human only</w:t>
+              <w:t xml:space="preserve">All test cases were made by </w:t>
+            </w:r>
+            <w:proofErr w:type="gramStart"/>
+            <w:r>
+              <w:rPr>
+                <w:i/>
+                <w:iCs/>
+                <w:color w:val="0000FF"/>
+                <w:sz w:val="20"/>
+                <w:szCs w:val="20"/>
+                <w:highlight w:val="yellow"/>
+              </w:rPr>
+              <w:t>human,</w:t>
+            </w:r>
+            <w:proofErr w:type="gramEnd"/>
+            <w:r>
+              <w:rPr>
+                <w:i/>
+                <w:iCs/>
+                <w:color w:val="0000FF"/>
+                <w:sz w:val="20"/>
+                <w:szCs w:val="20"/>
+                <w:highlight w:val="yellow"/>
+              </w:rPr>
+              <w:t xml:space="preserve"> debugging was also done manually by human only</w:t>
             </w:r>
             <w:r>
               <w:rPr>
@@ -1431,7 +1519,29 @@
           <w:sz w:val="20"/>
           <w:szCs w:val="20"/>
         </w:rPr>
-        <w:t>// Instruction #3: Fill up Table 2. List explicitly ALL AI tools that you employed, and justify their purpose/role in your project.</w:t>
+        <w:t xml:space="preserve">// Instruction #3: Fill up Table 2. List explicitly ALL AI tools that you </w:t>
+      </w:r>
+      <w:proofErr w:type="gramStart"/>
+      <w:r>
+        <w:rPr>
+          <w:b/>
+          <w:bCs/>
+          <w:color w:val="999999"/>
+          <w:sz w:val="20"/>
+          <w:szCs w:val="20"/>
+        </w:rPr>
+        <w:t>employed, and</w:t>
+      </w:r>
+      <w:proofErr w:type="gramEnd"/>
+      <w:r>
+        <w:rPr>
+          <w:b/>
+          <w:bCs/>
+          <w:color w:val="999999"/>
+          <w:sz w:val="20"/>
+          <w:szCs w:val="20"/>
+        </w:rPr>
+        <w:t xml:space="preserve"> justify their purpose/role in your project.</w:t>
       </w:r>
     </w:p>
     <w:p>
@@ -1465,7 +1575,27 @@
           <w:sz w:val="20"/>
           <w:szCs w:val="20"/>
         </w:rPr>
-        <w:t>Table 2. List of AI Tools Used</w:t>
+        <w:t xml:space="preserve">Table 2. List of </w:t>
+      </w:r>
+      <w:proofErr w:type="gramStart"/>
+      <w:r>
+        <w:rPr>
+          <w:b/>
+          <w:bCs/>
+          <w:sz w:val="20"/>
+          <w:szCs w:val="20"/>
+        </w:rPr>
+        <w:t>AI</w:t>
+      </w:r>
+      <w:proofErr w:type="gramEnd"/>
+      <w:r>
+        <w:rPr>
+          <w:b/>
+          <w:bCs/>
+          <w:sz w:val="20"/>
+          <w:szCs w:val="20"/>
+        </w:rPr>
+        <w:t xml:space="preserve"> Tools Used</w:t>
       </w:r>
     </w:p>
     <w:tbl>
@@ -1939,7 +2069,27 @@
                 <w:szCs w:val="20"/>
                 <w:highlight w:val="yellow"/>
               </w:rPr>
-              <w:t>Encode details of your contributions for each task. Indicate your role, for example, were you the project manager, were you the (lead) programmer for a certain module, were you the (black box) tester for a certain module, which part of the documentation were you responsible for? etc… Encode NONE if you did not contribute to a particular task.</w:t>
+              <w:t xml:space="preserve">Encode details of your contributions for each task. Indicate your role, for example, were you the project manager, were you the (lead) programmer for a certain module, were you the (black box) tester for a certain module, which part of the documentation were you responsible for? </w:t>
+            </w:r>
+            <w:proofErr w:type="spellStart"/>
+            <w:r>
+              <w:rPr>
+                <w:color w:val="0000FF"/>
+                <w:sz w:val="20"/>
+                <w:szCs w:val="20"/>
+                <w:highlight w:val="yellow"/>
+              </w:rPr>
+              <w:t>etc</w:t>
+            </w:r>
+            <w:proofErr w:type="spellEnd"/>
+            <w:r>
+              <w:rPr>
+                <w:color w:val="0000FF"/>
+                <w:sz w:val="20"/>
+                <w:szCs w:val="20"/>
+                <w:highlight w:val="yellow"/>
+              </w:rPr>
+              <w:t>… Encode NONE if you did not contribute to a particular task.</w:t>
             </w:r>
           </w:p>
           <w:p>
@@ -2001,14 +2151,45 @@
               </w:rPr>
               <w:t xml:space="preserve">, and provided the data structures, </w:t>
             </w:r>
-            <w:r>
-              <w:rPr>
-                <w:color w:val="0000FF"/>
-                <w:sz w:val="20"/>
-                <w:szCs w:val="20"/>
-                <w:highlight w:val="yellow"/>
-              </w:rPr>
-              <w:t xml:space="preserve">dataStruct.c and traversal.c </w:t>
+            <w:proofErr w:type="spellStart"/>
+            <w:r>
+              <w:rPr>
+                <w:color w:val="0000FF"/>
+                <w:sz w:val="20"/>
+                <w:szCs w:val="20"/>
+                <w:highlight w:val="yellow"/>
+              </w:rPr>
+              <w:t>dataStruct.c</w:t>
+            </w:r>
+            <w:proofErr w:type="spellEnd"/>
+            <w:r>
+              <w:rPr>
+                <w:color w:val="0000FF"/>
+                <w:sz w:val="20"/>
+                <w:szCs w:val="20"/>
+                <w:highlight w:val="yellow"/>
+              </w:rPr>
+              <w:t xml:space="preserve"> and </w:t>
+            </w:r>
+            <w:proofErr w:type="spellStart"/>
+            <w:r>
+              <w:rPr>
+                <w:color w:val="0000FF"/>
+                <w:sz w:val="20"/>
+                <w:szCs w:val="20"/>
+                <w:highlight w:val="yellow"/>
+              </w:rPr>
+              <w:t>traversal.c</w:t>
+            </w:r>
+            <w:proofErr w:type="spellEnd"/>
+            <w:r>
+              <w:rPr>
+                <w:color w:val="0000FF"/>
+                <w:sz w:val="20"/>
+                <w:szCs w:val="20"/>
+                <w:highlight w:val="yellow"/>
+              </w:rPr>
+              <w:t xml:space="preserve"> </w:t>
             </w:r>
             <w:r>
               <w:rPr>
@@ -2103,24 +2284,88 @@
               </w:rPr>
               <w:t xml:space="preserve"> Created the BFS and DFS traversal algorithms, completed </w:t>
             </w:r>
-            <w:r>
-              <w:rPr>
-                <w:color w:val="0000FF"/>
-                <w:sz w:val="20"/>
-                <w:szCs w:val="20"/>
-                <w:highlight w:val="yellow"/>
-              </w:rPr>
-              <w:t>dataStruct.c and traversal.c</w:t>
-            </w:r>
-            <w:r>
-              <w:rPr>
-                <w:color w:val="0000FF"/>
-                <w:sz w:val="20"/>
-                <w:szCs w:val="20"/>
-                <w:highlight w:val="yellow"/>
-              </w:rPr>
-              <w:t>. Completed documentation for dataStruct.c and traversal.c</w:t>
-            </w:r>
+            <w:proofErr w:type="spellStart"/>
+            <w:r>
+              <w:rPr>
+                <w:color w:val="0000FF"/>
+                <w:sz w:val="20"/>
+                <w:szCs w:val="20"/>
+                <w:highlight w:val="yellow"/>
+              </w:rPr>
+              <w:t>dataStruct.c</w:t>
+            </w:r>
+            <w:proofErr w:type="spellEnd"/>
+            <w:r>
+              <w:rPr>
+                <w:color w:val="0000FF"/>
+                <w:sz w:val="20"/>
+                <w:szCs w:val="20"/>
+                <w:highlight w:val="yellow"/>
+              </w:rPr>
+              <w:t xml:space="preserve"> and </w:t>
+            </w:r>
+            <w:proofErr w:type="spellStart"/>
+            <w:r>
+              <w:rPr>
+                <w:color w:val="0000FF"/>
+                <w:sz w:val="20"/>
+                <w:szCs w:val="20"/>
+                <w:highlight w:val="yellow"/>
+              </w:rPr>
+              <w:t>traversal.c</w:t>
+            </w:r>
+            <w:proofErr w:type="spellEnd"/>
+            <w:r>
+              <w:rPr>
+                <w:color w:val="0000FF"/>
+                <w:sz w:val="20"/>
+                <w:szCs w:val="20"/>
+                <w:highlight w:val="yellow"/>
+              </w:rPr>
+              <w:t xml:space="preserve">. Completed documentation for </w:t>
+            </w:r>
+            <w:proofErr w:type="spellStart"/>
+            <w:r>
+              <w:rPr>
+                <w:color w:val="0000FF"/>
+                <w:sz w:val="20"/>
+                <w:szCs w:val="20"/>
+                <w:highlight w:val="yellow"/>
+              </w:rPr>
+              <w:t>dataStruct.c</w:t>
+            </w:r>
+            <w:proofErr w:type="spellEnd"/>
+            <w:r>
+              <w:rPr>
+                <w:color w:val="0000FF"/>
+                <w:sz w:val="20"/>
+                <w:szCs w:val="20"/>
+                <w:highlight w:val="yellow"/>
+              </w:rPr>
+              <w:t xml:space="preserve"> and </w:t>
+            </w:r>
+            <w:proofErr w:type="spellStart"/>
+            <w:proofErr w:type="gramStart"/>
+            <w:r>
+              <w:rPr>
+                <w:color w:val="0000FF"/>
+                <w:sz w:val="20"/>
+                <w:szCs w:val="20"/>
+                <w:highlight w:val="yellow"/>
+              </w:rPr>
+              <w:t>traversal</w:t>
+            </w:r>
+            <w:proofErr w:type="gramEnd"/>
+            <w:r>
+              <w:rPr>
+                <w:color w:val="0000FF"/>
+                <w:sz w:val="20"/>
+                <w:szCs w:val="20"/>
+                <w:highlight w:val="yellow"/>
+              </w:rPr>
+              <w:t>.c</w:t>
+            </w:r>
+            <w:proofErr w:type="spellEnd"/>
           </w:p>
           <w:p>
             <w:pPr>
@@ -2398,7 +2643,27 @@
                 <w:szCs w:val="20"/>
                 <w:highlight w:val="yellow"/>
               </w:rPr>
-              <w:t>Completed documentation for graph.c and tested it.</w:t>
+              <w:t xml:space="preserve">Completed documentation for </w:t>
+            </w:r>
+            <w:proofErr w:type="spellStart"/>
+            <w:r>
+              <w:rPr>
+                <w:color w:val="0000FF"/>
+                <w:sz w:val="20"/>
+                <w:szCs w:val="20"/>
+                <w:highlight w:val="yellow"/>
+              </w:rPr>
+              <w:t>graph.c</w:t>
+            </w:r>
+            <w:proofErr w:type="spellEnd"/>
+            <w:r>
+              <w:rPr>
+                <w:color w:val="0000FF"/>
+                <w:sz w:val="20"/>
+                <w:szCs w:val="20"/>
+                <w:highlight w:val="yellow"/>
+              </w:rPr>
+              <w:t xml:space="preserve"> and tested it.</w:t>
             </w:r>
           </w:p>
           <w:p>
@@ -2449,8 +2714,39 @@
                 <w:szCs w:val="20"/>
                 <w:highlight w:val="yellow"/>
               </w:rPr>
-              <w:t>Tested dataStruct.c and traversal.c</w:t>
-            </w:r>
+              <w:t xml:space="preserve">Tested </w:t>
+            </w:r>
+            <w:proofErr w:type="spellStart"/>
+            <w:r>
+              <w:rPr>
+                <w:color w:val="0000FF"/>
+                <w:sz w:val="20"/>
+                <w:szCs w:val="20"/>
+                <w:highlight w:val="yellow"/>
+              </w:rPr>
+              <w:t>dataStruct.c</w:t>
+            </w:r>
+            <w:proofErr w:type="spellEnd"/>
+            <w:r>
+              <w:rPr>
+                <w:color w:val="0000FF"/>
+                <w:sz w:val="20"/>
+                <w:szCs w:val="20"/>
+                <w:highlight w:val="yellow"/>
+              </w:rPr>
+              <w:t xml:space="preserve"> and </w:t>
+            </w:r>
+            <w:proofErr w:type="spellStart"/>
+            <w:r>
+              <w:rPr>
+                <w:color w:val="0000FF"/>
+                <w:sz w:val="20"/>
+                <w:szCs w:val="20"/>
+                <w:highlight w:val="yellow"/>
+              </w:rPr>
+              <w:t>traversal.c</w:t>
+            </w:r>
+            <w:proofErr w:type="spellEnd"/>
           </w:p>
           <w:p>
             <w:pPr>
@@ -2491,7 +2787,27 @@
                 <w:szCs w:val="20"/>
                 <w:highlight w:val="yellow"/>
               </w:rPr>
-              <w:t xml:space="preserve"> Completed the documentation within the  source code file</w:t>
+              <w:t xml:space="preserve"> Completed the documentation within </w:t>
+            </w:r>
+            <w:proofErr w:type="gramStart"/>
+            <w:r>
+              <w:rPr>
+                <w:color w:val="0000FF"/>
+                <w:sz w:val="20"/>
+                <w:szCs w:val="20"/>
+                <w:highlight w:val="yellow"/>
+              </w:rPr>
+              <w:t>the  source</w:t>
+            </w:r>
+            <w:proofErr w:type="gramEnd"/>
+            <w:r>
+              <w:rPr>
+                <w:color w:val="0000FF"/>
+                <w:sz w:val="20"/>
+                <w:szCs w:val="20"/>
+                <w:highlight w:val="yellow"/>
+              </w:rPr>
+              <w:t xml:space="preserve"> code file</w:t>
             </w:r>
             <w:r>
               <w:rPr>
@@ -2511,6 +2827,7 @@
               </w:rPr>
               <w:t xml:space="preserve">Ran and tested the </w:t>
             </w:r>
+            <w:proofErr w:type="spellStart"/>
             <w:r>
               <w:rPr>
                 <w:color w:val="0000FF"/>
@@ -2538,6 +2855,7 @@
               </w:rPr>
               <w:t>c</w:t>
             </w:r>
+            <w:proofErr w:type="spellEnd"/>
             <w:r>
               <w:rPr>
                 <w:color w:val="0000FF"/>
@@ -2873,8 +3191,19 @@
                 <w:szCs w:val="20"/>
                 <w:highlight w:val="yellow"/>
               </w:rPr>
-              <w:t xml:space="preserve"> in graph.c</w:t>
-            </w:r>
+              <w:t xml:space="preserve"> in </w:t>
+            </w:r>
+            <w:proofErr w:type="spellStart"/>
+            <w:r>
+              <w:rPr>
+                <w:color w:val="0000FF"/>
+                <w:sz w:val="20"/>
+                <w:szCs w:val="20"/>
+                <w:highlight w:val="yellow"/>
+              </w:rPr>
+              <w:t>graph.c</w:t>
+            </w:r>
+            <w:proofErr w:type="spellEnd"/>
           </w:p>
           <w:p>
             <w:pPr>
@@ -3737,6 +4066,7 @@
         </w:rPr>
         <w:t xml:space="preserve">               C:\MCO2&gt; </w:t>
       </w:r>
+      <w:proofErr w:type="spellStart"/>
       <w:r>
         <w:rPr>
           <w:b/>
@@ -3745,7 +4075,40 @@
           <w:szCs w:val="20"/>
           <w:highlight w:val="yellow"/>
         </w:rPr>
-        <w:t>gcc -Wall main.c -o main.exe</w:t>
+        <w:t>gcc</w:t>
+      </w:r>
+      <w:proofErr w:type="spellEnd"/>
+      <w:r>
+        <w:rPr>
+          <w:b/>
+          <w:bCs/>
+          <w:sz w:val="20"/>
+          <w:szCs w:val="20"/>
+          <w:highlight w:val="yellow"/>
+        </w:rPr>
+        <w:t xml:space="preserve"> -Wall </w:t>
+      </w:r>
+      <w:proofErr w:type="spellStart"/>
+      <w:r>
+        <w:rPr>
+          <w:b/>
+          <w:bCs/>
+          <w:sz w:val="20"/>
+          <w:szCs w:val="20"/>
+          <w:highlight w:val="yellow"/>
+        </w:rPr>
+        <w:t>main.c</w:t>
+      </w:r>
+      <w:proofErr w:type="spellEnd"/>
+      <w:r>
+        <w:rPr>
+          <w:b/>
+          <w:bCs/>
+          <w:sz w:val="20"/>
+          <w:szCs w:val="20"/>
+          <w:highlight w:val="yellow"/>
+        </w:rPr>
+        <w:t xml:space="preserve"> -o main.exe</w:t>
       </w:r>
     </w:p>
     <w:p>
@@ -4015,7 +4378,25 @@
           <w:sz w:val="20"/>
           <w:szCs w:val="20"/>
         </w:rPr>
-        <w:t>WARNING: there will be a 1 point deduction for every unique compiler warning.  Please make sure that your submission does not have a compiler warning.</w:t>
+        <w:t xml:space="preserve">WARNING: there will be a </w:t>
+      </w:r>
+      <w:proofErr w:type="gramStart"/>
+      <w:r>
+        <w:rPr>
+          <w:color w:val="FF0000"/>
+          <w:sz w:val="20"/>
+          <w:szCs w:val="20"/>
+        </w:rPr>
+        <w:t>1 point</w:t>
+      </w:r>
+      <w:proofErr w:type="gramEnd"/>
+      <w:r>
+        <w:rPr>
+          <w:color w:val="FF0000"/>
+          <w:sz w:val="20"/>
+          <w:szCs w:val="20"/>
+        </w:rPr>
+        <w:t xml:space="preserve"> deduction for every unique compiler warning.  Please make sure that your submission does not have a compiler warning.</w:t>
       </w:r>
     </w:p>
     <w:p>
@@ -4122,13 +4503,23 @@
       <w:r>
         <w:t xml:space="preserve">MCO2&gt; </w:t>
       </w:r>
+      <w:proofErr w:type="spellStart"/>
       <w:r>
         <w:rPr>
           <w:b/>
           <w:bCs/>
           <w:highlight w:val="yellow"/>
         </w:rPr>
-        <w:t>gcc -Wall 01-BONUS.c -o 01-BONUS.exe</w:t>
+        <w:t>gcc</w:t>
+      </w:r>
+      <w:proofErr w:type="spellEnd"/>
+      <w:r>
+        <w:rPr>
+          <w:b/>
+          <w:bCs/>
+          <w:highlight w:val="yellow"/>
+        </w:rPr>
+        <w:t xml:space="preserve"> -Wall 01-BONUS.c -o 01-BONUS.exe</w:t>
       </w:r>
     </w:p>
     <w:p>
@@ -4198,7 +4589,27 @@
           <w:sz w:val="20"/>
           <w:szCs w:val="20"/>
         </w:rPr>
-        <w:t>IV.  DISCLOSURE OF ERROR(S)</w:t>
+        <w:t>IV</w:t>
+      </w:r>
+      <w:proofErr w:type="gramStart"/>
+      <w:r>
+        <w:rPr>
+          <w:b/>
+          <w:bCs/>
+          <w:sz w:val="20"/>
+          <w:szCs w:val="20"/>
+        </w:rPr>
+        <w:t>.  DISCLOSURE</w:t>
+      </w:r>
+      <w:proofErr w:type="gramEnd"/>
+      <w:r>
+        <w:rPr>
+          <w:b/>
+          <w:bCs/>
+          <w:sz w:val="20"/>
+          <w:szCs w:val="20"/>
+        </w:rPr>
+        <w:t xml:space="preserve"> OF ERROR(S)</w:t>
       </w:r>
     </w:p>
     <w:p>
@@ -4248,7 +4659,25 @@
           <w:sz w:val="20"/>
           <w:szCs w:val="20"/>
         </w:rPr>
-        <w:t xml:space="preserve">  Explain briefly the reason why your group was not able to make it work.</w:t>
+        <w:t xml:space="preserve">  Explain briefly the reason why your group </w:t>
+      </w:r>
+      <w:proofErr w:type="gramStart"/>
+      <w:r>
+        <w:rPr>
+          <w:color w:val="999999"/>
+          <w:sz w:val="20"/>
+          <w:szCs w:val="20"/>
+        </w:rPr>
+        <w:t>was not able to</w:t>
+      </w:r>
+      <w:proofErr w:type="gramEnd"/>
+      <w:r>
+        <w:rPr>
+          <w:color w:val="999999"/>
+          <w:sz w:val="20"/>
+          <w:szCs w:val="20"/>
+        </w:rPr>
+        <w:t xml:space="preserve"> make it work.</w:t>
       </w:r>
     </w:p>
     <w:p>
@@ -4299,11 +4728,30 @@
         </w:rPr>
         <w:t>a.</w:t>
       </w:r>
+      <w:r>
+        <w:rPr>
+          <w:color w:val="0000FF"/>
+          <w:sz w:val="20"/>
+          <w:szCs w:val="20"/>
+          <w:highlight w:val="yellow"/>
+        </w:rPr>
+        <w:t xml:space="preserve"> N/A</w:t>
+      </w:r>
     </w:p>
     <w:p>
       <w:pPr>
         <w:spacing w:after="30"/>
         <w:rPr>
+          <w:sz w:val="20"/>
+          <w:szCs w:val="20"/>
+          <w:highlight w:val="yellow"/>
+        </w:rPr>
+      </w:pPr>
+    </w:p>
+    <w:p>
+      <w:pPr>
+        <w:spacing w:after="30"/>
+        <w:rPr>
           <w:color w:val="0000FF"/>
           <w:sz w:val="20"/>
           <w:szCs w:val="20"/>
@@ -4317,29 +4765,48 @@
           <w:szCs w:val="20"/>
           <w:highlight w:val="yellow"/>
         </w:rPr>
-        <w:t>b.</w:t>
+        <w:t xml:space="preserve">We </w:t>
+      </w:r>
+      <w:proofErr w:type="gramStart"/>
+      <w:r>
+        <w:rPr>
+          <w:color w:val="0000FF"/>
+          <w:sz w:val="20"/>
+          <w:szCs w:val="20"/>
+          <w:highlight w:val="yellow"/>
+        </w:rPr>
+        <w:t>were not able to</w:t>
+      </w:r>
+      <w:proofErr w:type="gramEnd"/>
+      <w:r>
+        <w:rPr>
+          <w:color w:val="0000FF"/>
+          <w:sz w:val="20"/>
+          <w:szCs w:val="20"/>
+          <w:highlight w:val="yellow"/>
+        </w:rPr>
+        <w:t xml:space="preserve"> make them work because:</w:t>
       </w:r>
     </w:p>
     <w:p>
       <w:pPr>
         <w:spacing w:after="30"/>
         <w:rPr>
+          <w:color w:val="0000FF"/>
           <w:sz w:val="20"/>
           <w:szCs w:val="20"/>
           <w:highlight w:val="yellow"/>
         </w:rPr>
       </w:pPr>
-    </w:p>
-    <w:p>
-      <w:pPr>
-        <w:spacing w:after="30"/>
+      <w:r>
         <w:rPr>
           <w:color w:val="0000FF"/>
           <w:sz w:val="20"/>
           <w:szCs w:val="20"/>
           <w:highlight w:val="yellow"/>
         </w:rPr>
-      </w:pPr>
+        <w:t>a.</w:t>
+      </w:r>
       <w:r>
         <w:rPr>
           <w:color w:val="0000FF"/>
@@ -4347,48 +4814,7 @@
           <w:szCs w:val="20"/>
           <w:highlight w:val="yellow"/>
         </w:rPr>
-        <w:t>We were not able to make them work because:</w:t>
-      </w:r>
-    </w:p>
-    <w:p>
-      <w:pPr>
-        <w:spacing w:after="30"/>
-        <w:rPr>
-          <w:color w:val="0000FF"/>
-          <w:sz w:val="20"/>
-          <w:szCs w:val="20"/>
-          <w:highlight w:val="yellow"/>
-        </w:rPr>
-      </w:pPr>
-      <w:r>
-        <w:rPr>
-          <w:color w:val="0000FF"/>
-          <w:sz w:val="20"/>
-          <w:szCs w:val="20"/>
-          <w:highlight w:val="yellow"/>
-        </w:rPr>
-        <w:t>a.</w:t>
-      </w:r>
-    </w:p>
-    <w:p>
-      <w:pPr>
-        <w:spacing w:after="30"/>
-        <w:rPr>
-          <w:b/>
-          <w:bCs/>
-          <w:color w:val="0000FF"/>
-          <w:sz w:val="20"/>
-          <w:szCs w:val="20"/>
-        </w:rPr>
-      </w:pPr>
-      <w:r>
-        <w:rPr>
-          <w:color w:val="0000FF"/>
-          <w:sz w:val="20"/>
-          <w:szCs w:val="20"/>
-          <w:highlight w:val="yellow"/>
-        </w:rPr>
-        <w:t>b.</w:t>
+        <w:t xml:space="preserve"> N/A</w:t>
       </w:r>
       <w:r>
         <w:rPr>
@@ -4471,7 +4897,15 @@
               <w:spacing w:after="30"/>
             </w:pPr>
             <w:r>
-              <w:t>1.  How did you implement your Graph data structure? Did you implement it using an Adjacency Matrix or Adjacency List or both? What is the reason behind your choice of graph data structure implementation? Explain briefly (at most 5 sentences).</w:t>
+              <w:t>1</w:t>
+            </w:r>
+            <w:proofErr w:type="gramStart"/>
+            <w:r>
+              <w:t>.  How</w:t>
+            </w:r>
+            <w:proofErr w:type="gramEnd"/>
+            <w:r>
+              <w:t xml:space="preserve"> did you implement your Graph data structure? Did you implement it using an Adjacency Matrix or Adjacency List or both? What is the reason behind your choice of graph data structure implementation? Explain briefly (at most 5 sentences).</w:t>
             </w:r>
           </w:p>
           <w:p>
@@ -4599,6 +5033,7 @@
               <w:spacing w:after="30"/>
             </w:pPr>
             <w:r>
+              <w:lastRenderedPageBreak/>
               <w:t xml:space="preserve"> </w:t>
             </w:r>
           </w:p>
@@ -4646,7 +5081,27 @@
           <w:sz w:val="20"/>
           <w:szCs w:val="20"/>
         </w:rPr>
-        <w:t>VI.  SELF-EVALUATION</w:t>
+        <w:t>VI</w:t>
+      </w:r>
+      <w:proofErr w:type="gramStart"/>
+      <w:r>
+        <w:rPr>
+          <w:b/>
+          <w:bCs/>
+          <w:sz w:val="20"/>
+          <w:szCs w:val="20"/>
+        </w:rPr>
+        <w:t>.  SELF</w:t>
+      </w:r>
+      <w:proofErr w:type="gramEnd"/>
+      <w:r>
+        <w:rPr>
+          <w:b/>
+          <w:bCs/>
+          <w:sz w:val="20"/>
+          <w:szCs w:val="20"/>
+        </w:rPr>
+        <w:t>-EVALUATION</w:t>
       </w:r>
     </w:p>
     <w:p>
@@ -4875,7 +5330,23 @@
                 <w:sz w:val="20"/>
                 <w:szCs w:val="20"/>
               </w:rPr>
-              <w:t>     (max. 10 points)</w:t>
+              <w:t xml:space="preserve">  </w:t>
+            </w:r>
+            <w:proofErr w:type="gramStart"/>
+            <w:r>
+              <w:rPr>
+                <w:sz w:val="20"/>
+                <w:szCs w:val="20"/>
+              </w:rPr>
+              <w:t xml:space="preserve">   (</w:t>
+            </w:r>
+            <w:proofErr w:type="gramEnd"/>
+            <w:r>
+              <w:rPr>
+                <w:sz w:val="20"/>
+                <w:szCs w:val="20"/>
+              </w:rPr>
+              <w:t>max. 10 points)</w:t>
             </w:r>
           </w:p>
         </w:tc>
@@ -4906,7 +5377,15 @@
               <w:t xml:space="preserve">2. </w:t>
             </w:r>
             <w:r>
-              <w:t>Output Text File #2 (Vertices With Degrees)</w:t>
+              <w:t xml:space="preserve">Output Text File #2 (Vertices </w:t>
+            </w:r>
+            <w:proofErr w:type="gramStart"/>
+            <w:r>
+              <w:t>With</w:t>
+            </w:r>
+            <w:proofErr w:type="gramEnd"/>
+            <w:r>
+              <w:t xml:space="preserve"> Degrees)</w:t>
             </w:r>
           </w:p>
         </w:tc>
@@ -4958,7 +5437,23 @@
                 <w:sz w:val="20"/>
                 <w:szCs w:val="20"/>
               </w:rPr>
-              <w:t>     (max. 10 points)</w:t>
+              <w:t xml:space="preserve">  </w:t>
+            </w:r>
+            <w:proofErr w:type="gramStart"/>
+            <w:r>
+              <w:rPr>
+                <w:sz w:val="20"/>
+                <w:szCs w:val="20"/>
+              </w:rPr>
+              <w:t xml:space="preserve">   (</w:t>
+            </w:r>
+            <w:proofErr w:type="gramEnd"/>
+            <w:r>
+              <w:rPr>
+                <w:sz w:val="20"/>
+                <w:szCs w:val="20"/>
+              </w:rPr>
+              <w:t>max. 10 points)</w:t>
             </w:r>
           </w:p>
         </w:tc>
@@ -5040,7 +5535,23 @@
                 <w:sz w:val="20"/>
                 <w:szCs w:val="20"/>
               </w:rPr>
-              <w:t>     (max. 12.5 points)</w:t>
+              <w:t xml:space="preserve">  </w:t>
+            </w:r>
+            <w:proofErr w:type="gramStart"/>
+            <w:r>
+              <w:rPr>
+                <w:sz w:val="20"/>
+                <w:szCs w:val="20"/>
+              </w:rPr>
+              <w:t xml:space="preserve">   (</w:t>
+            </w:r>
+            <w:proofErr w:type="gramEnd"/>
+            <w:r>
+              <w:rPr>
+                <w:sz w:val="20"/>
+                <w:szCs w:val="20"/>
+              </w:rPr>
+              <w:t>max. 12.5 points)</w:t>
             </w:r>
           </w:p>
         </w:tc>
@@ -5120,7 +5631,23 @@
                 <w:sz w:val="20"/>
                 <w:szCs w:val="20"/>
               </w:rPr>
-              <w:t>     (max. 12.5 points)</w:t>
+              <w:t xml:space="preserve">  </w:t>
+            </w:r>
+            <w:proofErr w:type="gramStart"/>
+            <w:r>
+              <w:rPr>
+                <w:sz w:val="20"/>
+                <w:szCs w:val="20"/>
+              </w:rPr>
+              <w:t xml:space="preserve">   (</w:t>
+            </w:r>
+            <w:proofErr w:type="gramEnd"/>
+            <w:r>
+              <w:rPr>
+                <w:sz w:val="20"/>
+                <w:szCs w:val="20"/>
+              </w:rPr>
+              <w:t>max. 12.5 points)</w:t>
             </w:r>
           </w:p>
         </w:tc>
@@ -5202,7 +5729,23 @@
                 <w:sz w:val="20"/>
                 <w:szCs w:val="20"/>
               </w:rPr>
-              <w:t>     (max. 20 points)</w:t>
+              <w:t xml:space="preserve">  </w:t>
+            </w:r>
+            <w:proofErr w:type="gramStart"/>
+            <w:r>
+              <w:rPr>
+                <w:sz w:val="20"/>
+                <w:szCs w:val="20"/>
+              </w:rPr>
+              <w:t xml:space="preserve">   (</w:t>
+            </w:r>
+            <w:proofErr w:type="gramEnd"/>
+            <w:r>
+              <w:rPr>
+                <w:sz w:val="20"/>
+                <w:szCs w:val="20"/>
+              </w:rPr>
+              <w:t>max. 20 points)</w:t>
             </w:r>
           </w:p>
         </w:tc>
@@ -5284,7 +5827,23 @@
                 <w:sz w:val="20"/>
                 <w:szCs w:val="20"/>
               </w:rPr>
-              <w:t>     (max. 20 points)</w:t>
+              <w:t xml:space="preserve">  </w:t>
+            </w:r>
+            <w:proofErr w:type="gramStart"/>
+            <w:r>
+              <w:rPr>
+                <w:sz w:val="20"/>
+                <w:szCs w:val="20"/>
+              </w:rPr>
+              <w:t xml:space="preserve">   (</w:t>
+            </w:r>
+            <w:proofErr w:type="gramEnd"/>
+            <w:r>
+              <w:rPr>
+                <w:sz w:val="20"/>
+                <w:szCs w:val="20"/>
+              </w:rPr>
+              <w:t>max. 20 points)</w:t>
             </w:r>
           </w:p>
         </w:tc>
@@ -5366,7 +5925,23 @@
                 <w:sz w:val="20"/>
                 <w:szCs w:val="20"/>
               </w:rPr>
-              <w:t>     (max. 10 points)</w:t>
+              <w:t xml:space="preserve">  </w:t>
+            </w:r>
+            <w:proofErr w:type="gramStart"/>
+            <w:r>
+              <w:rPr>
+                <w:sz w:val="20"/>
+                <w:szCs w:val="20"/>
+              </w:rPr>
+              <w:t xml:space="preserve">   (</w:t>
+            </w:r>
+            <w:proofErr w:type="gramEnd"/>
+            <w:r>
+              <w:rPr>
+                <w:sz w:val="20"/>
+                <w:szCs w:val="20"/>
+              </w:rPr>
+              <w:t>max. 10 points)</w:t>
             </w:r>
           </w:p>
         </w:tc>
@@ -5448,7 +6023,23 @@
                 <w:sz w:val="20"/>
                 <w:szCs w:val="20"/>
               </w:rPr>
-              <w:t>     (max. 5 points)</w:t>
+              <w:t xml:space="preserve">  </w:t>
+            </w:r>
+            <w:proofErr w:type="gramStart"/>
+            <w:r>
+              <w:rPr>
+                <w:sz w:val="20"/>
+                <w:szCs w:val="20"/>
+              </w:rPr>
+              <w:t xml:space="preserve">   (</w:t>
+            </w:r>
+            <w:proofErr w:type="gramEnd"/>
+            <w:r>
+              <w:rPr>
+                <w:sz w:val="20"/>
+                <w:szCs w:val="20"/>
+              </w:rPr>
+              <w:t>max. 5 points)</w:t>
             </w:r>
           </w:p>
         </w:tc>
@@ -5536,7 +6127,23 @@
                 <w:sz w:val="20"/>
                 <w:szCs w:val="20"/>
               </w:rPr>
-              <w:t>     (max. 10 points)</w:t>
+              <w:t xml:space="preserve">  </w:t>
+            </w:r>
+            <w:proofErr w:type="gramStart"/>
+            <w:r>
+              <w:rPr>
+                <w:sz w:val="20"/>
+                <w:szCs w:val="20"/>
+              </w:rPr>
+              <w:t xml:space="preserve">   (</w:t>
+            </w:r>
+            <w:proofErr w:type="gramEnd"/>
+            <w:r>
+              <w:rPr>
+                <w:sz w:val="20"/>
+                <w:szCs w:val="20"/>
+              </w:rPr>
+              <w:t>max. 10 points)</w:t>
             </w:r>
           </w:p>
         </w:tc>
@@ -5731,6 +6338,7 @@
         </w:rPr>
         <w:t xml:space="preserve">                                                                                                       </w:t>
       </w:r>
+      <w:proofErr w:type="spellStart"/>
       <w:r>
         <w:rPr>
           <w:rFonts w:ascii="MS Gothic" w:eastAsia="MS Gothic" w:hAnsi="MS Gothic" w:cs="MS Gothic"/>
@@ -5744,6 +6352,7 @@
         </w:rPr>
         <w:t>サルバド</w:t>
       </w:r>
+      <w:proofErr w:type="spellEnd"/>
       <w:r>
         <w:rPr>
           <w:rFonts w:ascii="Helvetica Neue" w:eastAsia="Helvetica Neue" w:hAnsi="Helvetica Neue" w:cs="Helvetica Neue"/>
@@ -5757,6 +6366,7 @@
         </w:rPr>
         <w:t>-</w:t>
       </w:r>
+      <w:proofErr w:type="spellStart"/>
       <w:r>
         <w:rPr>
           <w:rFonts w:ascii="MS Gothic" w:eastAsia="MS Gothic" w:hAnsi="MS Gothic" w:cs="MS Gothic"/>
@@ -5770,6 +6380,7 @@
         </w:rPr>
         <w:t>ル・フロランテ</w:t>
       </w:r>
+      <w:proofErr w:type="spellEnd"/>
     </w:p>
     <w:p>
       <w:pPr>

--- a/MCO2-Documentation-18.docx
+++ b/MCO2-Documentation-18.docx
@@ -120,27 +120,7 @@
                 <w:sz w:val="20"/>
                 <w:szCs w:val="20"/>
               </w:rPr>
-              <w:t xml:space="preserve">We declare that the project we are submitting is the product of our own work augmented with responsible and ethical use of generative AI as encoded in Table </w:t>
-            </w:r>
-            <w:proofErr w:type="gramStart"/>
-            <w:r>
-              <w:rPr>
-                <w:i/>
-                <w:iCs/>
-                <w:sz w:val="20"/>
-                <w:szCs w:val="20"/>
-              </w:rPr>
-              <w:t>1  and</w:t>
-            </w:r>
-            <w:proofErr w:type="gramEnd"/>
-            <w:r>
-              <w:rPr>
-                <w:i/>
-                <w:iCs/>
-                <w:sz w:val="20"/>
-                <w:szCs w:val="20"/>
-              </w:rPr>
-              <w:t xml:space="preserve"> Table 2 below.</w:t>
+              <w:t>We declare that the project we are submitting is the product of our own work augmented with responsible and ethical use of generative AI as encoded in Table 1  and Table 2 below.</w:t>
             </w:r>
           </w:p>
           <w:p>
@@ -342,29 +322,7 @@
                 <w:sz w:val="20"/>
                 <w:szCs w:val="20"/>
               </w:rPr>
-              <w:t xml:space="preserve">// Instruction #1: Encode your </w:t>
-            </w:r>
-            <w:proofErr w:type="gramStart"/>
-            <w:r>
-              <w:rPr>
-                <w:b/>
-                <w:bCs/>
-                <w:color w:val="999999"/>
-                <w:sz w:val="20"/>
-                <w:szCs w:val="20"/>
-              </w:rPr>
-              <w:t>names, and</w:t>
-            </w:r>
-            <w:proofErr w:type="gramEnd"/>
-            <w:r>
-              <w:rPr>
-                <w:b/>
-                <w:bCs/>
-                <w:color w:val="999999"/>
-                <w:sz w:val="20"/>
-                <w:szCs w:val="20"/>
-              </w:rPr>
-              <w:t xml:space="preserve"> affix your e-signature to attest to the declaration above.</w:t>
+              <w:t>// Instruction #1: Encode your names, and affix your e-signature to attest to the declaration above.</w:t>
             </w:r>
           </w:p>
           <w:p>
@@ -630,29 +588,7 @@
           <w:sz w:val="20"/>
           <w:szCs w:val="20"/>
         </w:rPr>
-        <w:t xml:space="preserve">// Instruction #2: Fill-up </w:t>
-      </w:r>
-      <w:proofErr w:type="gramStart"/>
-      <w:r>
-        <w:rPr>
-          <w:b/>
-          <w:bCs/>
-          <w:color w:val="999999"/>
-          <w:sz w:val="20"/>
-          <w:szCs w:val="20"/>
-        </w:rPr>
-        <w:t>the column</w:t>
-      </w:r>
-      <w:proofErr w:type="gramEnd"/>
-      <w:r>
-        <w:rPr>
-          <w:b/>
-          <w:bCs/>
-          <w:color w:val="999999"/>
-          <w:sz w:val="20"/>
-          <w:szCs w:val="20"/>
-        </w:rPr>
-        <w:t xml:space="preserve"> 2 of Table 1 below.</w:t>
+        <w:t>// Instruction #2: Fill-up the column 2 of Table 1 below.</w:t>
       </w:r>
     </w:p>
     <w:p>
@@ -1242,7 +1178,7 @@
                 <w:szCs w:val="20"/>
                 <w:highlight w:val="yellow"/>
               </w:rPr>
-              <w:t xml:space="preserve">NONE </w:t>
+              <w:t xml:space="preserve">SCAFFOLDING – Gemini was used to </w:t>
             </w:r>
             <w:r>
               <w:rPr>
@@ -1253,7 +1189,7 @@
                 <w:szCs w:val="20"/>
                 <w:highlight w:val="yellow"/>
               </w:rPr>
-              <w:t>– The main driver was made all by human.</w:t>
+              <w:t>provide the blueprint for the flow of code, only brainstorming was the need for Gemini, all code written was made 100% by human.</w:t>
             </w:r>
             <w:r>
               <w:rPr>
@@ -1358,31 +1294,7 @@
                 <w:szCs w:val="20"/>
                 <w:highlight w:val="yellow"/>
               </w:rPr>
-              <w:t xml:space="preserve">All test cases were made by </w:t>
-            </w:r>
-            <w:proofErr w:type="gramStart"/>
-            <w:r>
-              <w:rPr>
-                <w:i/>
-                <w:iCs/>
-                <w:color w:val="0000FF"/>
-                <w:sz w:val="20"/>
-                <w:szCs w:val="20"/>
-                <w:highlight w:val="yellow"/>
-              </w:rPr>
-              <w:t>human,</w:t>
-            </w:r>
-            <w:proofErr w:type="gramEnd"/>
-            <w:r>
-              <w:rPr>
-                <w:i/>
-                <w:iCs/>
-                <w:color w:val="0000FF"/>
-                <w:sz w:val="20"/>
-                <w:szCs w:val="20"/>
-                <w:highlight w:val="yellow"/>
-              </w:rPr>
-              <w:t xml:space="preserve"> debugging was also done manually by human only</w:t>
+              <w:t>All test cases were made by human, debugging was also done manually by human only</w:t>
             </w:r>
             <w:r>
               <w:rPr>
@@ -1422,6 +1334,7 @@
               </w:rPr>
             </w:pPr>
             <w:r>
+              <w:lastRenderedPageBreak/>
               <w:t>Task 6. Document your project.</w:t>
             </w:r>
           </w:p>
@@ -1472,7 +1385,6 @@
                 <w:szCs w:val="20"/>
                 <w:highlight w:val="yellow"/>
               </w:rPr>
-              <w:lastRenderedPageBreak/>
               <w:t>REFINEMENT – Our drafted documentation was all humanly generated, then asked for feedback from AI to help clarify the descriptions (mainly for the parameters portion of the documentation in the source files)</w:t>
             </w:r>
           </w:p>
@@ -1519,10 +1431,13 @@
           <w:sz w:val="20"/>
           <w:szCs w:val="20"/>
         </w:rPr>
-        <w:t xml:space="preserve">// Instruction #3: Fill up Table 2. List explicitly ALL AI tools that you </w:t>
-      </w:r>
-      <w:proofErr w:type="gramStart"/>
-      <w:r>
+        <w:t>// Instruction #3: Fill up Table 2. List explicitly ALL AI tools that you employed, and justify their purpose/role in your project.</w:t>
+      </w:r>
+    </w:p>
+    <w:p>
+      <w:pPr>
+        <w:spacing w:after="30"/>
+        <w:jc w:val="both"/>
         <w:rPr>
           <w:b/>
           <w:bCs/>
@@ -1530,72 +1445,27 @@
           <w:sz w:val="20"/>
           <w:szCs w:val="20"/>
         </w:rPr>
-        <w:t>employed, and</w:t>
-      </w:r>
-      <w:proofErr w:type="gramEnd"/>
-      <w:r>
+      </w:pPr>
+    </w:p>
+    <w:p>
+      <w:pPr>
+        <w:spacing w:after="30"/>
+        <w:jc w:val="center"/>
         <w:rPr>
           <w:b/>
           <w:bCs/>
-          <w:color w:val="999999"/>
-          <w:sz w:val="20"/>
-          <w:szCs w:val="20"/>
-        </w:rPr>
-        <w:t xml:space="preserve"> justify their purpose/role in your project.</w:t>
-      </w:r>
-    </w:p>
-    <w:p>
-      <w:pPr>
-        <w:spacing w:after="30"/>
-        <w:jc w:val="both"/>
+          <w:sz w:val="20"/>
+          <w:szCs w:val="20"/>
+        </w:rPr>
+      </w:pPr>
+      <w:r>
         <w:rPr>
           <w:b/>
           <w:bCs/>
-          <w:color w:val="999999"/>
-          <w:sz w:val="20"/>
-          <w:szCs w:val="20"/>
-        </w:rPr>
-      </w:pPr>
-    </w:p>
-    <w:p>
-      <w:pPr>
-        <w:spacing w:after="30"/>
-        <w:jc w:val="center"/>
-        <w:rPr>
-          <w:b/>
-          <w:bCs/>
-          <w:sz w:val="20"/>
-          <w:szCs w:val="20"/>
-        </w:rPr>
-      </w:pPr>
-      <w:r>
-        <w:rPr>
-          <w:b/>
-          <w:bCs/>
-          <w:sz w:val="20"/>
-          <w:szCs w:val="20"/>
-        </w:rPr>
-        <w:t xml:space="preserve">Table 2. List of </w:t>
-      </w:r>
-      <w:proofErr w:type="gramStart"/>
-      <w:r>
-        <w:rPr>
-          <w:b/>
-          <w:bCs/>
-          <w:sz w:val="20"/>
-          <w:szCs w:val="20"/>
-        </w:rPr>
-        <w:t>AI</w:t>
-      </w:r>
-      <w:proofErr w:type="gramEnd"/>
-      <w:r>
-        <w:rPr>
-          <w:b/>
-          <w:bCs/>
-          <w:sz w:val="20"/>
-          <w:szCs w:val="20"/>
-        </w:rPr>
-        <w:t xml:space="preserve"> Tools Used</w:t>
+          <w:sz w:val="20"/>
+          <w:szCs w:val="20"/>
+        </w:rPr>
+        <w:t>Table 2. List of AI Tools Used</w:t>
       </w:r>
     </w:p>
     <w:tbl>
@@ -1713,7 +1583,27 @@
                 <w:szCs w:val="20"/>
                 <w:highlight w:val="yellow"/>
               </w:rPr>
-              <w:t>Google Gemini (https://gemini.google.com/)</w:t>
+              <w:t>Google Gemini (</w:t>
+            </w:r>
+            <w:hyperlink r:id="rId11" w:history="1">
+              <w:r>
+                <w:rPr>
+                  <w:rStyle w:val="Hyperlink"/>
+                  <w:sz w:val="20"/>
+                  <w:szCs w:val="20"/>
+                  <w:highlight w:val="yellow"/>
+                </w:rPr>
+                <w:t>https://gemini</w:t>
+              </w:r>
+            </w:hyperlink>
+            <w:r>
+              <w:rPr>
+                <w:color w:val="0000FF"/>
+                <w:sz w:val="20"/>
+                <w:szCs w:val="20"/>
+                <w:highlight w:val="yellow"/>
+              </w:rPr>
+              <w:t>.google.com/)</w:t>
             </w:r>
           </w:p>
         </w:tc>
@@ -2071,25 +1961,23 @@
               </w:rPr>
               <w:t xml:space="preserve">Encode details of your contributions for each task. Indicate your role, for example, were you the project manager, were you the (lead) programmer for a certain module, were you the (black box) tester for a certain module, which part of the documentation were you responsible for? </w:t>
             </w:r>
-            <w:proofErr w:type="spellStart"/>
-            <w:r>
-              <w:rPr>
-                <w:color w:val="0000FF"/>
-                <w:sz w:val="20"/>
-                <w:szCs w:val="20"/>
-                <w:highlight w:val="yellow"/>
-              </w:rPr>
-              <w:t>etc</w:t>
-            </w:r>
-            <w:proofErr w:type="spellEnd"/>
-            <w:r>
-              <w:rPr>
-                <w:color w:val="0000FF"/>
-                <w:sz w:val="20"/>
-                <w:szCs w:val="20"/>
-                <w:highlight w:val="yellow"/>
-              </w:rPr>
-              <w:t>… Encode NONE if you did not contribute to a particular task.</w:t>
+            <w:r>
+              <w:rPr>
+                <w:color w:val="0000FF"/>
+                <w:sz w:val="20"/>
+                <w:szCs w:val="20"/>
+                <w:highlight w:val="yellow"/>
+              </w:rPr>
+              <w:t>E</w:t>
+            </w:r>
+            <w:r>
+              <w:rPr>
+                <w:color w:val="0000FF"/>
+                <w:sz w:val="20"/>
+                <w:szCs w:val="20"/>
+                <w:highlight w:val="yellow"/>
+              </w:rPr>
+              <w:t>tc… Encode NONE if you did not contribute to a particular task.</w:t>
             </w:r>
           </w:p>
           <w:p>
@@ -2151,45 +2039,14 @@
               </w:rPr>
               <w:t xml:space="preserve">, and provided the data structures, </w:t>
             </w:r>
-            <w:proofErr w:type="spellStart"/>
-            <w:r>
-              <w:rPr>
-                <w:color w:val="0000FF"/>
-                <w:sz w:val="20"/>
-                <w:szCs w:val="20"/>
-                <w:highlight w:val="yellow"/>
-              </w:rPr>
-              <w:t>dataStruct.c</w:t>
-            </w:r>
-            <w:proofErr w:type="spellEnd"/>
-            <w:r>
-              <w:rPr>
-                <w:color w:val="0000FF"/>
-                <w:sz w:val="20"/>
-                <w:szCs w:val="20"/>
-                <w:highlight w:val="yellow"/>
-              </w:rPr>
-              <w:t xml:space="preserve"> and </w:t>
-            </w:r>
-            <w:proofErr w:type="spellStart"/>
-            <w:r>
-              <w:rPr>
-                <w:color w:val="0000FF"/>
-                <w:sz w:val="20"/>
-                <w:szCs w:val="20"/>
-                <w:highlight w:val="yellow"/>
-              </w:rPr>
-              <w:t>traversal.c</w:t>
-            </w:r>
-            <w:proofErr w:type="spellEnd"/>
-            <w:r>
-              <w:rPr>
-                <w:color w:val="0000FF"/>
-                <w:sz w:val="20"/>
-                <w:szCs w:val="20"/>
-                <w:highlight w:val="yellow"/>
-              </w:rPr>
-              <w:t xml:space="preserve"> </w:t>
+            <w:r>
+              <w:rPr>
+                <w:color w:val="0000FF"/>
+                <w:sz w:val="20"/>
+                <w:szCs w:val="20"/>
+                <w:highlight w:val="yellow"/>
+              </w:rPr>
+              <w:t xml:space="preserve">dataStruct.c and traversal.c </w:t>
             </w:r>
             <w:r>
               <w:rPr>
@@ -2284,88 +2141,24 @@
               </w:rPr>
               <w:t xml:space="preserve"> Created the BFS and DFS traversal algorithms, completed </w:t>
             </w:r>
-            <w:proofErr w:type="spellStart"/>
-            <w:r>
-              <w:rPr>
-                <w:color w:val="0000FF"/>
-                <w:sz w:val="20"/>
-                <w:szCs w:val="20"/>
-                <w:highlight w:val="yellow"/>
-              </w:rPr>
-              <w:t>dataStruct.c</w:t>
-            </w:r>
-            <w:proofErr w:type="spellEnd"/>
-            <w:r>
-              <w:rPr>
-                <w:color w:val="0000FF"/>
-                <w:sz w:val="20"/>
-                <w:szCs w:val="20"/>
-                <w:highlight w:val="yellow"/>
-              </w:rPr>
-              <w:t xml:space="preserve"> and </w:t>
-            </w:r>
-            <w:proofErr w:type="spellStart"/>
-            <w:r>
-              <w:rPr>
-                <w:color w:val="0000FF"/>
-                <w:sz w:val="20"/>
-                <w:szCs w:val="20"/>
-                <w:highlight w:val="yellow"/>
-              </w:rPr>
-              <w:t>traversal.c</w:t>
-            </w:r>
-            <w:proofErr w:type="spellEnd"/>
-            <w:r>
-              <w:rPr>
-                <w:color w:val="0000FF"/>
-                <w:sz w:val="20"/>
-                <w:szCs w:val="20"/>
-                <w:highlight w:val="yellow"/>
-              </w:rPr>
-              <w:t xml:space="preserve">. Completed documentation for </w:t>
-            </w:r>
-            <w:proofErr w:type="spellStart"/>
-            <w:r>
-              <w:rPr>
-                <w:color w:val="0000FF"/>
-                <w:sz w:val="20"/>
-                <w:szCs w:val="20"/>
-                <w:highlight w:val="yellow"/>
-              </w:rPr>
-              <w:t>dataStruct.c</w:t>
-            </w:r>
-            <w:proofErr w:type="spellEnd"/>
-            <w:r>
-              <w:rPr>
-                <w:color w:val="0000FF"/>
-                <w:sz w:val="20"/>
-                <w:szCs w:val="20"/>
-                <w:highlight w:val="yellow"/>
-              </w:rPr>
-              <w:t xml:space="preserve"> and </w:t>
-            </w:r>
-            <w:proofErr w:type="spellStart"/>
-            <w:proofErr w:type="gramStart"/>
-            <w:r>
-              <w:rPr>
-                <w:color w:val="0000FF"/>
-                <w:sz w:val="20"/>
-                <w:szCs w:val="20"/>
-                <w:highlight w:val="yellow"/>
-              </w:rPr>
-              <w:t>traversal</w:t>
-            </w:r>
-            <w:proofErr w:type="gramEnd"/>
-            <w:r>
-              <w:rPr>
-                <w:color w:val="0000FF"/>
-                <w:sz w:val="20"/>
-                <w:szCs w:val="20"/>
-                <w:highlight w:val="yellow"/>
-              </w:rPr>
-              <w:t>.c</w:t>
-            </w:r>
-            <w:proofErr w:type="spellEnd"/>
+            <w:r>
+              <w:rPr>
+                <w:color w:val="0000FF"/>
+                <w:sz w:val="20"/>
+                <w:szCs w:val="20"/>
+                <w:highlight w:val="yellow"/>
+              </w:rPr>
+              <w:t>dataStruct.c and traversal.c</w:t>
+            </w:r>
+            <w:r>
+              <w:rPr>
+                <w:color w:val="0000FF"/>
+                <w:sz w:val="20"/>
+                <w:szCs w:val="20"/>
+                <w:highlight w:val="yellow"/>
+              </w:rPr>
+              <w:t>. Completed documentation for dataStruct.c and traversal.c</w:t>
+            </w:r>
           </w:p>
           <w:p>
             <w:pPr>
@@ -2643,27 +2436,7 @@
                 <w:szCs w:val="20"/>
                 <w:highlight w:val="yellow"/>
               </w:rPr>
-              <w:t xml:space="preserve">Completed documentation for </w:t>
-            </w:r>
-            <w:proofErr w:type="spellStart"/>
-            <w:r>
-              <w:rPr>
-                <w:color w:val="0000FF"/>
-                <w:sz w:val="20"/>
-                <w:szCs w:val="20"/>
-                <w:highlight w:val="yellow"/>
-              </w:rPr>
-              <w:t>graph.c</w:t>
-            </w:r>
-            <w:proofErr w:type="spellEnd"/>
-            <w:r>
-              <w:rPr>
-                <w:color w:val="0000FF"/>
-                <w:sz w:val="20"/>
-                <w:szCs w:val="20"/>
-                <w:highlight w:val="yellow"/>
-              </w:rPr>
-              <w:t xml:space="preserve"> and tested it.</w:t>
+              <w:t>Completed documentation for graph.c and tested it.</w:t>
             </w:r>
           </w:p>
           <w:p>
@@ -2714,39 +2487,8 @@
                 <w:szCs w:val="20"/>
                 <w:highlight w:val="yellow"/>
               </w:rPr>
-              <w:t xml:space="preserve">Tested </w:t>
-            </w:r>
-            <w:proofErr w:type="spellStart"/>
-            <w:r>
-              <w:rPr>
-                <w:color w:val="0000FF"/>
-                <w:sz w:val="20"/>
-                <w:szCs w:val="20"/>
-                <w:highlight w:val="yellow"/>
-              </w:rPr>
-              <w:t>dataStruct.c</w:t>
-            </w:r>
-            <w:proofErr w:type="spellEnd"/>
-            <w:r>
-              <w:rPr>
-                <w:color w:val="0000FF"/>
-                <w:sz w:val="20"/>
-                <w:szCs w:val="20"/>
-                <w:highlight w:val="yellow"/>
-              </w:rPr>
-              <w:t xml:space="preserve"> and </w:t>
-            </w:r>
-            <w:proofErr w:type="spellStart"/>
-            <w:r>
-              <w:rPr>
-                <w:color w:val="0000FF"/>
-                <w:sz w:val="20"/>
-                <w:szCs w:val="20"/>
-                <w:highlight w:val="yellow"/>
-              </w:rPr>
-              <w:t>traversal.c</w:t>
-            </w:r>
-            <w:proofErr w:type="spellEnd"/>
+              <w:t>Tested dataStruct.c and traversal.c</w:t>
+            </w:r>
           </w:p>
           <w:p>
             <w:pPr>
@@ -2787,27 +2529,7 @@
                 <w:szCs w:val="20"/>
                 <w:highlight w:val="yellow"/>
               </w:rPr>
-              <w:t xml:space="preserve"> Completed the documentation within </w:t>
-            </w:r>
-            <w:proofErr w:type="gramStart"/>
-            <w:r>
-              <w:rPr>
-                <w:color w:val="0000FF"/>
-                <w:sz w:val="20"/>
-                <w:szCs w:val="20"/>
-                <w:highlight w:val="yellow"/>
-              </w:rPr>
-              <w:t>the  source</w:t>
-            </w:r>
-            <w:proofErr w:type="gramEnd"/>
-            <w:r>
-              <w:rPr>
-                <w:color w:val="0000FF"/>
-                <w:sz w:val="20"/>
-                <w:szCs w:val="20"/>
-                <w:highlight w:val="yellow"/>
-              </w:rPr>
-              <w:t xml:space="preserve"> code file</w:t>
+              <w:t xml:space="preserve"> Completed the documentation within the  source code file</w:t>
             </w:r>
             <w:r>
               <w:rPr>
@@ -2827,7 +2549,6 @@
               </w:rPr>
               <w:t xml:space="preserve">Ran and tested the </w:t>
             </w:r>
-            <w:proofErr w:type="spellStart"/>
             <w:r>
               <w:rPr>
                 <w:color w:val="0000FF"/>
@@ -2855,7 +2576,6 @@
               </w:rPr>
               <w:t>c</w:t>
             </w:r>
-            <w:proofErr w:type="spellEnd"/>
             <w:r>
               <w:rPr>
                 <w:color w:val="0000FF"/>
@@ -2905,6 +2625,7 @@
                 <w:szCs w:val="20"/>
                 <w:highlight w:val="yellow"/>
               </w:rPr>
+              <w:lastRenderedPageBreak/>
               <w:t>T5:</w:t>
             </w:r>
             <w:r>
@@ -3191,19 +2912,8 @@
                 <w:szCs w:val="20"/>
                 <w:highlight w:val="yellow"/>
               </w:rPr>
-              <w:t xml:space="preserve"> in </w:t>
-            </w:r>
-            <w:proofErr w:type="spellStart"/>
-            <w:r>
-              <w:rPr>
-                <w:color w:val="0000FF"/>
-                <w:sz w:val="20"/>
-                <w:szCs w:val="20"/>
-                <w:highlight w:val="yellow"/>
-              </w:rPr>
-              <w:t>graph.c</w:t>
-            </w:r>
-            <w:proofErr w:type="spellEnd"/>
+              <w:t xml:space="preserve"> in graph.c</w:t>
+            </w:r>
           </w:p>
           <w:p>
             <w:pPr>
@@ -3570,7 +3280,7 @@
                 <w:szCs w:val="20"/>
                 <w:highlight w:val="yellow"/>
               </w:rPr>
-              <w:t>:</w:t>
+              <w:t>dataStruct.c</w:t>
             </w:r>
           </w:p>
         </w:tc>
@@ -3596,7 +3306,18 @@
                 <w:szCs w:val="20"/>
                 <w:highlight w:val="yellow"/>
               </w:rPr>
-              <w:t>:</w:t>
+              <w:t xml:space="preserve">Source file that contains the stack and queue </w:t>
+            </w:r>
+            <w:r>
+              <w:rPr>
+                <w:rFonts w:ascii="Courier New" w:eastAsia="Courier New" w:hAnsi="Courier New" w:cs="Courier New"/>
+                <w:b/>
+                <w:bCs/>
+                <w:sz w:val="20"/>
+                <w:szCs w:val="20"/>
+                <w:highlight w:val="yellow"/>
+              </w:rPr>
+              <w:t>data structure and functions</w:t>
             </w:r>
           </w:p>
         </w:tc>
@@ -3627,7 +3348,7 @@
                 <w:szCs w:val="20"/>
                 <w:highlight w:val="yellow"/>
               </w:rPr>
-              <w:t>:</w:t>
+              <w:t>dataStruct.h</w:t>
             </w:r>
           </w:p>
         </w:tc>
@@ -3653,7 +3374,7 @@
                 <w:szCs w:val="20"/>
                 <w:highlight w:val="yellow"/>
               </w:rPr>
-              <w:t>:</w:t>
+              <w:t>Header file for dataStruct.c</w:t>
             </w:r>
           </w:p>
         </w:tc>
@@ -3684,7 +3405,7 @@
                 <w:szCs w:val="20"/>
                 <w:highlight w:val="yellow"/>
               </w:rPr>
-              <w:t>:</w:t>
+              <w:t>graph.c</w:t>
             </w:r>
           </w:p>
         </w:tc>
@@ -3710,7 +3431,7 @@
                 <w:szCs w:val="20"/>
                 <w:highlight w:val="yellow"/>
               </w:rPr>
-              <w:t>:</w:t>
+              <w:t>Source file that contains the graph data structure</w:t>
             </w:r>
           </w:p>
         </w:tc>
@@ -3741,7 +3462,7 @@
                 <w:szCs w:val="20"/>
                 <w:highlight w:val="yellow"/>
               </w:rPr>
-              <w:t>:</w:t>
+              <w:t>graph.h</w:t>
             </w:r>
           </w:p>
         </w:tc>
@@ -3767,7 +3488,7 @@
                 <w:szCs w:val="20"/>
                 <w:highlight w:val="yellow"/>
               </w:rPr>
-              <w:t>:</w:t>
+              <w:t>Header file for graph.c</w:t>
             </w:r>
           </w:p>
         </w:tc>
@@ -3798,7 +3519,7 @@
                 <w:szCs w:val="20"/>
                 <w:highlight w:val="yellow"/>
               </w:rPr>
-              <w:t>:</w:t>
+              <w:t>traversal.c</w:t>
             </w:r>
           </w:p>
         </w:tc>
@@ -3824,7 +3545,7 @@
                 <w:szCs w:val="20"/>
                 <w:highlight w:val="yellow"/>
               </w:rPr>
-              <w:t>:</w:t>
+              <w:t>Source file that contains the implementation codes for graph traversals</w:t>
             </w:r>
           </w:p>
         </w:tc>
@@ -3855,7 +3576,7 @@
                 <w:szCs w:val="20"/>
                 <w:highlight w:val="yellow"/>
               </w:rPr>
-              <w:t>:</w:t>
+              <w:t>traversal.h</w:t>
             </w:r>
           </w:p>
         </w:tc>
@@ -3881,7 +3602,7 @@
                 <w:szCs w:val="20"/>
                 <w:highlight w:val="yellow"/>
               </w:rPr>
-              <w:t>:</w:t>
+              <w:t>Header file for traversal.c</w:t>
             </w:r>
           </w:p>
         </w:tc>
@@ -3912,7 +3633,269 @@
                 <w:szCs w:val="20"/>
                 <w:highlight w:val="yellow"/>
               </w:rPr>
-              <w:t>GROUPNUMBER.PDF</w:t>
+              <w:t>m</w:t>
+            </w:r>
+            <w:r>
+              <w:rPr>
+                <w:rFonts w:ascii="Courier New" w:eastAsia="Courier New" w:hAnsi="Courier New" w:cs="Courier New"/>
+                <w:b/>
+                <w:bCs/>
+                <w:sz w:val="20"/>
+                <w:szCs w:val="20"/>
+                <w:highlight w:val="yellow"/>
+              </w:rPr>
+              <w:t>ain.c</w:t>
+            </w:r>
+          </w:p>
+        </w:tc>
+        <w:tc>
+          <w:tcPr>
+            <w:tcW w:w="7410" w:type="dxa"/>
+          </w:tcPr>
+          <w:p>
+            <w:pPr>
+              <w:spacing w:after="30"/>
+              <w:rPr>
+                <w:rFonts w:ascii="Courier New" w:eastAsia="Courier New" w:hAnsi="Courier New" w:cs="Courier New"/>
+                <w:b/>
+                <w:bCs/>
+                <w:sz w:val="20"/>
+                <w:szCs w:val="20"/>
+                <w:highlight w:val="yellow"/>
+              </w:rPr>
+            </w:pPr>
+            <w:r>
+              <w:rPr>
+                <w:rFonts w:ascii="Courier New" w:eastAsia="Courier New" w:hAnsi="Courier New" w:cs="Courier New"/>
+                <w:b/>
+                <w:bCs/>
+                <w:sz w:val="20"/>
+                <w:szCs w:val="20"/>
+                <w:highlight w:val="yellow"/>
+              </w:rPr>
+              <w:t>Main driver that takes in an input file and produces the 6 needed outputs</w:t>
+            </w:r>
+          </w:p>
+        </w:tc>
+      </w:tr>
+      <w:tr>
+        <w:tc>
+          <w:tcPr>
+            <w:tcW w:w="2190" w:type="dxa"/>
+          </w:tcPr>
+          <w:p>
+            <w:pPr>
+              <w:spacing w:after="30"/>
+              <w:rPr>
+                <w:rFonts w:ascii="Courier New" w:eastAsia="Courier New" w:hAnsi="Courier New" w:cs="Courier New"/>
+                <w:b/>
+                <w:bCs/>
+                <w:sz w:val="20"/>
+                <w:szCs w:val="20"/>
+                <w:highlight w:val="yellow"/>
+              </w:rPr>
+            </w:pPr>
+            <w:r>
+              <w:rPr>
+                <w:rFonts w:ascii="Courier New" w:eastAsia="Courier New" w:hAnsi="Courier New" w:cs="Courier New"/>
+                <w:b/>
+                <w:bCs/>
+                <w:sz w:val="20"/>
+                <w:szCs w:val="20"/>
+                <w:highlight w:val="yellow"/>
+              </w:rPr>
+              <w:t>B.TXT</w:t>
+            </w:r>
+          </w:p>
+        </w:tc>
+        <w:tc>
+          <w:tcPr>
+            <w:tcW w:w="7410" w:type="dxa"/>
+          </w:tcPr>
+          <w:p>
+            <w:pPr>
+              <w:spacing w:after="30"/>
+              <w:rPr>
+                <w:rFonts w:ascii="Courier New" w:eastAsia="Courier New" w:hAnsi="Courier New" w:cs="Courier New"/>
+                <w:b/>
+                <w:bCs/>
+                <w:sz w:val="20"/>
+                <w:szCs w:val="20"/>
+                <w:highlight w:val="yellow"/>
+              </w:rPr>
+            </w:pPr>
+            <w:r>
+              <w:rPr>
+                <w:rFonts w:ascii="Courier New" w:eastAsia="Courier New" w:hAnsi="Courier New" w:cs="Courier New"/>
+                <w:b/>
+                <w:bCs/>
+                <w:sz w:val="20"/>
+                <w:szCs w:val="20"/>
+                <w:highlight w:val="yellow"/>
+              </w:rPr>
+              <w:t>Input file with 20 vertices</w:t>
+            </w:r>
+          </w:p>
+        </w:tc>
+      </w:tr>
+      <w:tr>
+        <w:tc>
+          <w:tcPr>
+            <w:tcW w:w="2190" w:type="dxa"/>
+          </w:tcPr>
+          <w:p>
+            <w:pPr>
+              <w:spacing w:after="30"/>
+              <w:rPr>
+                <w:rFonts w:ascii="Courier New" w:eastAsia="Courier New" w:hAnsi="Courier New" w:cs="Courier New"/>
+                <w:b/>
+                <w:bCs/>
+                <w:sz w:val="20"/>
+                <w:szCs w:val="20"/>
+                <w:highlight w:val="yellow"/>
+              </w:rPr>
+            </w:pPr>
+            <w:r>
+              <w:rPr>
+                <w:rFonts w:ascii="Courier New" w:eastAsia="Courier New" w:hAnsi="Courier New" w:cs="Courier New"/>
+                <w:b/>
+                <w:bCs/>
+                <w:sz w:val="20"/>
+                <w:szCs w:val="20"/>
+                <w:highlight w:val="yellow"/>
+              </w:rPr>
+              <w:t>G.TXT</w:t>
+            </w:r>
+          </w:p>
+        </w:tc>
+        <w:tc>
+          <w:tcPr>
+            <w:tcW w:w="7410" w:type="dxa"/>
+          </w:tcPr>
+          <w:p>
+            <w:pPr>
+              <w:spacing w:after="30"/>
+              <w:rPr>
+                <w:rFonts w:ascii="Courier New" w:eastAsia="Courier New" w:hAnsi="Courier New" w:cs="Courier New"/>
+                <w:b/>
+                <w:bCs/>
+                <w:sz w:val="20"/>
+                <w:szCs w:val="20"/>
+                <w:highlight w:val="yellow"/>
+              </w:rPr>
+            </w:pPr>
+            <w:r>
+              <w:rPr>
+                <w:rFonts w:ascii="Courier New" w:eastAsia="Courier New" w:hAnsi="Courier New" w:cs="Courier New"/>
+                <w:b/>
+                <w:bCs/>
+                <w:sz w:val="20"/>
+                <w:szCs w:val="20"/>
+                <w:highlight w:val="yellow"/>
+              </w:rPr>
+              <w:t>Input file with 5 vertices</w:t>
+            </w:r>
+          </w:p>
+        </w:tc>
+      </w:tr>
+      <w:tr>
+        <w:tc>
+          <w:tcPr>
+            <w:tcW w:w="2190" w:type="dxa"/>
+          </w:tcPr>
+          <w:p>
+            <w:pPr>
+              <w:spacing w:after="30"/>
+              <w:rPr>
+                <w:rFonts w:ascii="Courier New" w:eastAsia="Courier New" w:hAnsi="Courier New" w:cs="Courier New"/>
+                <w:b/>
+                <w:bCs/>
+                <w:sz w:val="20"/>
+                <w:szCs w:val="20"/>
+                <w:highlight w:val="yellow"/>
+              </w:rPr>
+            </w:pPr>
+            <w:r>
+              <w:rPr>
+                <w:rFonts w:ascii="Courier New" w:eastAsia="Courier New" w:hAnsi="Courier New" w:cs="Courier New"/>
+                <w:b/>
+                <w:bCs/>
+                <w:sz w:val="20"/>
+                <w:szCs w:val="20"/>
+                <w:highlight w:val="yellow"/>
+              </w:rPr>
+              <w:t>Z.TXT</w:t>
+            </w:r>
+          </w:p>
+        </w:tc>
+        <w:tc>
+          <w:tcPr>
+            <w:tcW w:w="7410" w:type="dxa"/>
+          </w:tcPr>
+          <w:p>
+            <w:pPr>
+              <w:spacing w:after="30"/>
+              <w:rPr>
+                <w:rFonts w:ascii="Courier New" w:eastAsia="Courier New" w:hAnsi="Courier New" w:cs="Courier New"/>
+                <w:b/>
+                <w:bCs/>
+                <w:sz w:val="20"/>
+                <w:szCs w:val="20"/>
+                <w:highlight w:val="yellow"/>
+              </w:rPr>
+            </w:pPr>
+            <w:r>
+              <w:rPr>
+                <w:rFonts w:ascii="Courier New" w:eastAsia="Courier New" w:hAnsi="Courier New" w:cs="Courier New"/>
+                <w:b/>
+                <w:bCs/>
+                <w:sz w:val="20"/>
+                <w:szCs w:val="20"/>
+                <w:highlight w:val="yellow"/>
+              </w:rPr>
+              <w:t>Input file with 10 vertices</w:t>
+            </w:r>
+          </w:p>
+        </w:tc>
+      </w:tr>
+      <w:tr>
+        <w:tc>
+          <w:tcPr>
+            <w:tcW w:w="2190" w:type="dxa"/>
+          </w:tcPr>
+          <w:p>
+            <w:pPr>
+              <w:spacing w:after="30"/>
+              <w:rPr>
+                <w:rFonts w:ascii="Courier New" w:eastAsia="Courier New" w:hAnsi="Courier New" w:cs="Courier New"/>
+                <w:b/>
+                <w:bCs/>
+                <w:sz w:val="20"/>
+                <w:szCs w:val="20"/>
+                <w:highlight w:val="yellow"/>
+              </w:rPr>
+            </w:pPr>
+            <w:r>
+              <w:rPr>
+                <w:rFonts w:ascii="Courier New" w:eastAsia="Courier New" w:hAnsi="Courier New" w:cs="Courier New"/>
+                <w:b/>
+                <w:bCs/>
+                <w:sz w:val="20"/>
+                <w:szCs w:val="20"/>
+                <w:highlight w:val="yellow"/>
+              </w:rPr>
+              <w:t>18</w:t>
+            </w:r>
+            <w:r>
+              <w:rPr>
+                <w:rFonts w:ascii="Courier New" w:eastAsia="Courier New" w:hAnsi="Courier New" w:cs="Courier New"/>
+                <w:b/>
+                <w:bCs/>
+                <w:sz w:val="20"/>
+                <w:szCs w:val="20"/>
+                <w:highlight w:val="yellow"/>
+              </w:rPr>
+              <w:t>.PDF</w:t>
             </w:r>
           </w:p>
         </w:tc>
@@ -4051,6 +4034,7 @@
     <w:p>
       <w:pPr>
         <w:spacing w:after="30"/>
+        <w:ind w:left="720"/>
         <w:jc w:val="both"/>
         <w:rPr>
           <w:b/>
@@ -4064,9 +4048,8 @@
           <w:sz w:val="20"/>
           <w:szCs w:val="20"/>
         </w:rPr>
-        <w:t xml:space="preserve">               C:\MCO2&gt; </w:t>
-      </w:r>
-      <w:proofErr w:type="spellStart"/>
+        <w:t xml:space="preserve">C:\MCO2&gt; </w:t>
+      </w:r>
       <w:r>
         <w:rPr>
           <w:b/>
@@ -4075,40 +4058,7 @@
           <w:szCs w:val="20"/>
           <w:highlight w:val="yellow"/>
         </w:rPr>
-        <w:t>gcc</w:t>
-      </w:r>
-      <w:proofErr w:type="spellEnd"/>
-      <w:r>
-        <w:rPr>
-          <w:b/>
-          <w:bCs/>
-          <w:sz w:val="20"/>
-          <w:szCs w:val="20"/>
-          <w:highlight w:val="yellow"/>
-        </w:rPr>
-        <w:t xml:space="preserve"> -Wall </w:t>
-      </w:r>
-      <w:proofErr w:type="spellStart"/>
-      <w:r>
-        <w:rPr>
-          <w:b/>
-          <w:bCs/>
-          <w:sz w:val="20"/>
-          <w:szCs w:val="20"/>
-          <w:highlight w:val="yellow"/>
-        </w:rPr>
-        <w:t>main.c</w:t>
-      </w:r>
-      <w:proofErr w:type="spellEnd"/>
-      <w:r>
-        <w:rPr>
-          <w:b/>
-          <w:bCs/>
-          <w:sz w:val="20"/>
-          <w:szCs w:val="20"/>
-          <w:highlight w:val="yellow"/>
-        </w:rPr>
-        <w:t xml:space="preserve"> -o main.exe</w:t>
+        <w:t>gcc -Wall main.c -o main.exe</w:t>
       </w:r>
     </w:p>
     <w:p>
@@ -4152,6 +4102,7 @@
     <w:p>
       <w:pPr>
         <w:spacing w:after="30"/>
+        <w:ind w:left="720"/>
         <w:jc w:val="both"/>
         <w:rPr>
           <w:b/>
@@ -4165,7 +4116,7 @@
           <w:sz w:val="20"/>
           <w:szCs w:val="20"/>
         </w:rPr>
-        <w:t xml:space="preserve">               C:\MCO2&gt;</w:t>
+        <w:t>C:\MCO2&gt;</w:t>
       </w:r>
       <w:r>
         <w:rPr>
@@ -4232,6 +4183,7 @@
           <w:sz w:val="20"/>
           <w:szCs w:val="20"/>
         </w:rPr>
+        <w:lastRenderedPageBreak/>
         <w:t xml:space="preserve">Is there a compilation (syntax error) in your codes? (YES or NO). </w:t>
       </w:r>
       <w:r>
@@ -4378,25 +4330,7 @@
           <w:sz w:val="20"/>
           <w:szCs w:val="20"/>
         </w:rPr>
-        <w:t xml:space="preserve">WARNING: there will be a </w:t>
-      </w:r>
-      <w:proofErr w:type="gramStart"/>
-      <w:r>
-        <w:rPr>
-          <w:color w:val="FF0000"/>
-          <w:sz w:val="20"/>
-          <w:szCs w:val="20"/>
-        </w:rPr>
-        <w:t>1 point</w:t>
-      </w:r>
-      <w:proofErr w:type="gramEnd"/>
-      <w:r>
-        <w:rPr>
-          <w:color w:val="FF0000"/>
-          <w:sz w:val="20"/>
-          <w:szCs w:val="20"/>
-        </w:rPr>
-        <w:t xml:space="preserve"> deduction for every unique compiler warning.  Please make sure that your submission does not have a compiler warning.</w:t>
+        <w:t>WARNING: there will be a 1 point deduction for every unique compiler warning.  Please make sure that your submission does not have a compiler warning.</w:t>
       </w:r>
     </w:p>
     <w:p>
@@ -4503,23 +4437,13 @@
       <w:r>
         <w:t xml:space="preserve">MCO2&gt; </w:t>
       </w:r>
-      <w:proofErr w:type="spellStart"/>
       <w:r>
         <w:rPr>
           <w:b/>
           <w:bCs/>
           <w:highlight w:val="yellow"/>
         </w:rPr>
-        <w:t>gcc</w:t>
-      </w:r>
-      <w:proofErr w:type="spellEnd"/>
-      <w:r>
-        <w:rPr>
-          <w:b/>
-          <w:bCs/>
-          <w:highlight w:val="yellow"/>
-        </w:rPr>
-        <w:t xml:space="preserve"> -Wall 01-BONUS.c -o 01-BONUS.exe</w:t>
+        <w:t>gcc -Wall 01-BONUS.c -o 01-BONUS.exe</w:t>
       </w:r>
     </w:p>
     <w:p>
@@ -4589,27 +4513,7 @@
           <w:sz w:val="20"/>
           <w:szCs w:val="20"/>
         </w:rPr>
-        <w:t>IV</w:t>
-      </w:r>
-      <w:proofErr w:type="gramStart"/>
-      <w:r>
-        <w:rPr>
-          <w:b/>
-          <w:bCs/>
-          <w:sz w:val="20"/>
-          <w:szCs w:val="20"/>
-        </w:rPr>
-        <w:t>.  DISCLOSURE</w:t>
-      </w:r>
-      <w:proofErr w:type="gramEnd"/>
-      <w:r>
-        <w:rPr>
-          <w:b/>
-          <w:bCs/>
-          <w:sz w:val="20"/>
-          <w:szCs w:val="20"/>
-        </w:rPr>
-        <w:t xml:space="preserve"> OF ERROR(S)</w:t>
+        <w:t>IV.  DISCLOSURE OF ERROR(S)</w:t>
       </w:r>
     </w:p>
     <w:p>
@@ -4659,25 +4563,7 @@
           <w:sz w:val="20"/>
           <w:szCs w:val="20"/>
         </w:rPr>
-        <w:t xml:space="preserve">  Explain briefly the reason why your group </w:t>
-      </w:r>
-      <w:proofErr w:type="gramStart"/>
-      <w:r>
-        <w:rPr>
-          <w:color w:val="999999"/>
-          <w:sz w:val="20"/>
-          <w:szCs w:val="20"/>
-        </w:rPr>
-        <w:t>was not able to</w:t>
-      </w:r>
-      <w:proofErr w:type="gramEnd"/>
-      <w:r>
-        <w:rPr>
-          <w:color w:val="999999"/>
-          <w:sz w:val="20"/>
-          <w:szCs w:val="20"/>
-        </w:rPr>
-        <w:t xml:space="preserve"> make it work.</w:t>
+        <w:t xml:space="preserve">  Explain briefly the reason why your group was not able to make it work.</w:t>
       </w:r>
     </w:p>
     <w:p>
@@ -4711,6 +4597,11 @@
     </w:p>
     <w:p>
       <w:pPr>
+        <w:pStyle w:val="ListParagraph"/>
+        <w:numPr>
+          <w:ilvl w:val="3"/>
+          <w:numId w:val="5"/>
+        </w:numPr>
         <w:spacing w:after="30"/>
         <w:rPr>
           <w:color w:val="0000FF"/>
@@ -4726,66 +4617,37 @@
           <w:szCs w:val="20"/>
           <w:highlight w:val="yellow"/>
         </w:rPr>
-        <w:t>a.</w:t>
-      </w:r>
-      <w:r>
+        <w:t>N/A</w:t>
+      </w:r>
+    </w:p>
+    <w:p>
+      <w:pPr>
+        <w:spacing w:after="30"/>
+        <w:rPr>
+          <w:sz w:val="20"/>
+          <w:szCs w:val="20"/>
+          <w:highlight w:val="yellow"/>
+        </w:rPr>
+      </w:pPr>
+    </w:p>
+    <w:p>
+      <w:pPr>
+        <w:spacing w:after="30"/>
         <w:rPr>
           <w:color w:val="0000FF"/>
           <w:sz w:val="20"/>
           <w:szCs w:val="20"/>
           <w:highlight w:val="yellow"/>
         </w:rPr>
-        <w:t xml:space="preserve"> N/A</w:t>
-      </w:r>
-    </w:p>
-    <w:p>
-      <w:pPr>
-        <w:spacing w:after="30"/>
-        <w:rPr>
+      </w:pPr>
+      <w:r>
+        <w:rPr>
+          <w:color w:val="0000FF"/>
           <w:sz w:val="20"/>
           <w:szCs w:val="20"/>
           <w:highlight w:val="yellow"/>
         </w:rPr>
-      </w:pPr>
-    </w:p>
-    <w:p>
-      <w:pPr>
-        <w:spacing w:after="30"/>
-        <w:rPr>
-          <w:color w:val="0000FF"/>
-          <w:sz w:val="20"/>
-          <w:szCs w:val="20"/>
-          <w:highlight w:val="yellow"/>
-        </w:rPr>
-      </w:pPr>
-      <w:r>
-        <w:rPr>
-          <w:color w:val="0000FF"/>
-          <w:sz w:val="20"/>
-          <w:szCs w:val="20"/>
-          <w:highlight w:val="yellow"/>
-        </w:rPr>
-        <w:t xml:space="preserve">We </w:t>
-      </w:r>
-      <w:proofErr w:type="gramStart"/>
-      <w:r>
-        <w:rPr>
-          <w:color w:val="0000FF"/>
-          <w:sz w:val="20"/>
-          <w:szCs w:val="20"/>
-          <w:highlight w:val="yellow"/>
-        </w:rPr>
-        <w:t>were not able to</w:t>
-      </w:r>
-      <w:proofErr w:type="gramEnd"/>
-      <w:r>
-        <w:rPr>
-          <w:color w:val="0000FF"/>
-          <w:sz w:val="20"/>
-          <w:szCs w:val="20"/>
-          <w:highlight w:val="yellow"/>
-        </w:rPr>
-        <w:t xml:space="preserve"> make them work because:</w:t>
+        <w:t>We were not able to make them work because:</w:t>
       </w:r>
     </w:p>
     <w:p>
@@ -4897,15 +4759,7 @@
               <w:spacing w:after="30"/>
             </w:pPr>
             <w:r>
-              <w:t>1</w:t>
-            </w:r>
-            <w:proofErr w:type="gramStart"/>
-            <w:r>
-              <w:t>.  How</w:t>
-            </w:r>
-            <w:proofErr w:type="gramEnd"/>
-            <w:r>
-              <w:t xml:space="preserve"> did you implement your Graph data structure? Did you implement it using an Adjacency Matrix or Adjacency List or both? What is the reason behind your choice of graph data structure implementation? Explain briefly (at most 5 sentences).</w:t>
+              <w:t>1.  How did you implement your Graph data structure? Did you implement it using an Adjacency Matrix or Adjacency List or both? What is the reason behind your choice of graph data structure implementation? Explain briefly (at most 5 sentences).</w:t>
             </w:r>
           </w:p>
           <w:p>
@@ -4922,10 +4776,16 @@
             </w:pPr>
             <w:r>
               <w:rPr>
+                <w:highlight w:val="yellow"/>
                 <w:u w:val="single"/>
               </w:rPr>
               <w:t>We chose adjacency matrix because it was easier to visualize the relationship between all vertices. Since with a matrix it is much easier to map who is adjacent with whom using 0 as false and 1 as true. While also assigning a row or column for each vertex based on the order they are read from the .txt file.</w:t>
             </w:r>
+          </w:p>
+          <w:p>
+            <w:pPr>
+              <w:spacing w:after="30"/>
+            </w:pPr>
           </w:p>
         </w:tc>
       </w:tr>
@@ -5033,7 +4893,6 @@
               <w:spacing w:after="30"/>
             </w:pPr>
             <w:r>
-              <w:lastRenderedPageBreak/>
               <w:t xml:space="preserve"> </w:t>
             </w:r>
           </w:p>
@@ -5081,27 +4940,7 @@
           <w:sz w:val="20"/>
           <w:szCs w:val="20"/>
         </w:rPr>
-        <w:t>VI</w:t>
-      </w:r>
-      <w:proofErr w:type="gramStart"/>
-      <w:r>
-        <w:rPr>
-          <w:b/>
-          <w:bCs/>
-          <w:sz w:val="20"/>
-          <w:szCs w:val="20"/>
-        </w:rPr>
-        <w:t>.  SELF</w:t>
-      </w:r>
-      <w:proofErr w:type="gramEnd"/>
-      <w:r>
-        <w:rPr>
-          <w:b/>
-          <w:bCs/>
-          <w:sz w:val="20"/>
-          <w:szCs w:val="20"/>
-        </w:rPr>
-        <w:t>-EVALUATION</w:t>
+        <w:t>VI.  SELF-EVALUATION</w:t>
       </w:r>
     </w:p>
     <w:p>
@@ -5330,23 +5169,7 @@
                 <w:sz w:val="20"/>
                 <w:szCs w:val="20"/>
               </w:rPr>
-              <w:t xml:space="preserve">  </w:t>
-            </w:r>
-            <w:proofErr w:type="gramStart"/>
-            <w:r>
-              <w:rPr>
-                <w:sz w:val="20"/>
-                <w:szCs w:val="20"/>
-              </w:rPr>
-              <w:t xml:space="preserve">   (</w:t>
-            </w:r>
-            <w:proofErr w:type="gramEnd"/>
-            <w:r>
-              <w:rPr>
-                <w:sz w:val="20"/>
-                <w:szCs w:val="20"/>
-              </w:rPr>
-              <w:t>max. 10 points)</w:t>
+              <w:t>     (max. 10 points)</w:t>
             </w:r>
           </w:p>
         </w:tc>
@@ -5377,15 +5200,7 @@
               <w:t xml:space="preserve">2. </w:t>
             </w:r>
             <w:r>
-              <w:t xml:space="preserve">Output Text File #2 (Vertices </w:t>
-            </w:r>
-            <w:proofErr w:type="gramStart"/>
-            <w:r>
-              <w:t>With</w:t>
-            </w:r>
-            <w:proofErr w:type="gramEnd"/>
-            <w:r>
-              <w:t xml:space="preserve"> Degrees)</w:t>
+              <w:t>Output Text File #2 (Vertices With Degrees)</w:t>
             </w:r>
           </w:p>
         </w:tc>
@@ -5437,23 +5252,7 @@
                 <w:sz w:val="20"/>
                 <w:szCs w:val="20"/>
               </w:rPr>
-              <w:t xml:space="preserve">  </w:t>
-            </w:r>
-            <w:proofErr w:type="gramStart"/>
-            <w:r>
-              <w:rPr>
-                <w:sz w:val="20"/>
-                <w:szCs w:val="20"/>
-              </w:rPr>
-              <w:t xml:space="preserve">   (</w:t>
-            </w:r>
-            <w:proofErr w:type="gramEnd"/>
-            <w:r>
-              <w:rPr>
-                <w:sz w:val="20"/>
-                <w:szCs w:val="20"/>
-              </w:rPr>
-              <w:t>max. 10 points)</w:t>
+              <w:t>     (max. 10 points)</w:t>
             </w:r>
           </w:p>
         </w:tc>
@@ -5535,23 +5334,7 @@
                 <w:sz w:val="20"/>
                 <w:szCs w:val="20"/>
               </w:rPr>
-              <w:t xml:space="preserve">  </w:t>
-            </w:r>
-            <w:proofErr w:type="gramStart"/>
-            <w:r>
-              <w:rPr>
-                <w:sz w:val="20"/>
-                <w:szCs w:val="20"/>
-              </w:rPr>
-              <w:t xml:space="preserve">   (</w:t>
-            </w:r>
-            <w:proofErr w:type="gramEnd"/>
-            <w:r>
-              <w:rPr>
-                <w:sz w:val="20"/>
-                <w:szCs w:val="20"/>
-              </w:rPr>
-              <w:t>max. 12.5 points)</w:t>
+              <w:t>     (max. 12.5 points)</w:t>
             </w:r>
           </w:p>
         </w:tc>
@@ -5631,23 +5414,7 @@
                 <w:sz w:val="20"/>
                 <w:szCs w:val="20"/>
               </w:rPr>
-              <w:t xml:space="preserve">  </w:t>
-            </w:r>
-            <w:proofErr w:type="gramStart"/>
-            <w:r>
-              <w:rPr>
-                <w:sz w:val="20"/>
-                <w:szCs w:val="20"/>
-              </w:rPr>
-              <w:t xml:space="preserve">   (</w:t>
-            </w:r>
-            <w:proofErr w:type="gramEnd"/>
-            <w:r>
-              <w:rPr>
-                <w:sz w:val="20"/>
-                <w:szCs w:val="20"/>
-              </w:rPr>
-              <w:t>max. 12.5 points)</w:t>
+              <w:t>     (max. 12.5 points)</w:t>
             </w:r>
           </w:p>
         </w:tc>
@@ -5729,23 +5496,7 @@
                 <w:sz w:val="20"/>
                 <w:szCs w:val="20"/>
               </w:rPr>
-              <w:t xml:space="preserve">  </w:t>
-            </w:r>
-            <w:proofErr w:type="gramStart"/>
-            <w:r>
-              <w:rPr>
-                <w:sz w:val="20"/>
-                <w:szCs w:val="20"/>
-              </w:rPr>
-              <w:t xml:space="preserve">   (</w:t>
-            </w:r>
-            <w:proofErr w:type="gramEnd"/>
-            <w:r>
-              <w:rPr>
-                <w:sz w:val="20"/>
-                <w:szCs w:val="20"/>
-              </w:rPr>
-              <w:t>max. 20 points)</w:t>
+              <w:t>     (max. 20 points)</w:t>
             </w:r>
           </w:p>
         </w:tc>
@@ -5827,23 +5578,7 @@
                 <w:sz w:val="20"/>
                 <w:szCs w:val="20"/>
               </w:rPr>
-              <w:t xml:space="preserve">  </w:t>
-            </w:r>
-            <w:proofErr w:type="gramStart"/>
-            <w:r>
-              <w:rPr>
-                <w:sz w:val="20"/>
-                <w:szCs w:val="20"/>
-              </w:rPr>
-              <w:t xml:space="preserve">   (</w:t>
-            </w:r>
-            <w:proofErr w:type="gramEnd"/>
-            <w:r>
-              <w:rPr>
-                <w:sz w:val="20"/>
-                <w:szCs w:val="20"/>
-              </w:rPr>
-              <w:t>max. 20 points)</w:t>
+              <w:t>     (max. 20 points)</w:t>
             </w:r>
           </w:p>
         </w:tc>
@@ -5925,23 +5660,7 @@
                 <w:sz w:val="20"/>
                 <w:szCs w:val="20"/>
               </w:rPr>
-              <w:t xml:space="preserve">  </w:t>
-            </w:r>
-            <w:proofErr w:type="gramStart"/>
-            <w:r>
-              <w:rPr>
-                <w:sz w:val="20"/>
-                <w:szCs w:val="20"/>
-              </w:rPr>
-              <w:t xml:space="preserve">   (</w:t>
-            </w:r>
-            <w:proofErr w:type="gramEnd"/>
-            <w:r>
-              <w:rPr>
-                <w:sz w:val="20"/>
-                <w:szCs w:val="20"/>
-              </w:rPr>
-              <w:t>max. 10 points)</w:t>
+              <w:t>     (max. 10 points)</w:t>
             </w:r>
           </w:p>
         </w:tc>
@@ -6023,23 +5742,7 @@
                 <w:sz w:val="20"/>
                 <w:szCs w:val="20"/>
               </w:rPr>
-              <w:t xml:space="preserve">  </w:t>
-            </w:r>
-            <w:proofErr w:type="gramStart"/>
-            <w:r>
-              <w:rPr>
-                <w:sz w:val="20"/>
-                <w:szCs w:val="20"/>
-              </w:rPr>
-              <w:t xml:space="preserve">   (</w:t>
-            </w:r>
-            <w:proofErr w:type="gramEnd"/>
-            <w:r>
-              <w:rPr>
-                <w:sz w:val="20"/>
-                <w:szCs w:val="20"/>
-              </w:rPr>
-              <w:t>max. 5 points)</w:t>
+              <w:t>     (max. 5 points)</w:t>
             </w:r>
           </w:p>
         </w:tc>
@@ -6110,7 +5813,7 @@
                 <w:highlight w:val="yellow"/>
                 <w:u w:val="single"/>
               </w:rPr>
-              <w:t>10</w:t>
+              <w:t>0</w:t>
             </w:r>
             <w:r>
               <w:rPr>
@@ -6127,23 +5830,7 @@
                 <w:sz w:val="20"/>
                 <w:szCs w:val="20"/>
               </w:rPr>
-              <w:t xml:space="preserve">  </w:t>
-            </w:r>
-            <w:proofErr w:type="gramStart"/>
-            <w:r>
-              <w:rPr>
-                <w:sz w:val="20"/>
-                <w:szCs w:val="20"/>
-              </w:rPr>
-              <w:t xml:space="preserve">   (</w:t>
-            </w:r>
-            <w:proofErr w:type="gramEnd"/>
-            <w:r>
-              <w:rPr>
-                <w:sz w:val="20"/>
-                <w:szCs w:val="20"/>
-              </w:rPr>
-              <w:t>max. 10 points)</w:t>
+              <w:t>     (max. 10 points)</w:t>
             </w:r>
           </w:p>
         </w:tc>
@@ -6338,7 +6025,6 @@
         </w:rPr>
         <w:t xml:space="preserve">                                                                                                       </w:t>
       </w:r>
-      <w:proofErr w:type="spellStart"/>
       <w:r>
         <w:rPr>
           <w:rFonts w:ascii="MS Gothic" w:eastAsia="MS Gothic" w:hAnsi="MS Gothic" w:cs="MS Gothic"/>
@@ -6352,7 +6038,6 @@
         </w:rPr>
         <w:t>サルバド</w:t>
       </w:r>
-      <w:proofErr w:type="spellEnd"/>
       <w:r>
         <w:rPr>
           <w:rFonts w:ascii="Helvetica Neue" w:eastAsia="Helvetica Neue" w:hAnsi="Helvetica Neue" w:cs="Helvetica Neue"/>
@@ -6366,7 +6051,6 @@
         </w:rPr>
         <w:t>-</w:t>
       </w:r>
-      <w:proofErr w:type="spellStart"/>
       <w:r>
         <w:rPr>
           <w:rFonts w:ascii="MS Gothic" w:eastAsia="MS Gothic" w:hAnsi="MS Gothic" w:cs="MS Gothic"/>
@@ -6380,7 +6064,6 @@
         </w:rPr>
         <w:t>ル・フロランテ</w:t>
       </w:r>
-      <w:proofErr w:type="spellEnd"/>
     </w:p>
     <w:p>
       <w:pPr>
@@ -6393,7 +6076,7 @@
       </w:pPr>
     </w:p>
     <w:sectPr>
-      <w:footerReference w:type="default" r:id="rId11"/>
+      <w:footerReference w:type="default" r:id="rId12"/>
       <w:pgSz w:w="12240" w:h="15840"/>
       <w:pgMar w:top="720" w:right="720" w:bottom="720" w:left="720" w:header="708" w:footer="708" w:gutter="0"/>
       <w:pgNumType w:start="1"/>
@@ -7730,6 +7413,29 @@
       <w:contextualSpacing/>
     </w:pPr>
   </w:style>
+  <w:style w:type="character" w:styleId="Hyperlink">
+    <w:name w:val="Hyperlink"/>
+    <w:basedOn w:val="DefaultParagraphFont"/>
+    <w:uiPriority w:val="99"/>
+    <w:unhideWhenUsed/>
+    <w:rsid w:val="0084645A"/>
+    <w:rPr>
+      <w:color w:val="0000FF" w:themeColor="hyperlink"/>
+      <w:u w:val="single"/>
+    </w:rPr>
+  </w:style>
+  <w:style w:type="character" w:styleId="UnresolvedMention">
+    <w:name w:val="Unresolved Mention"/>
+    <w:basedOn w:val="DefaultParagraphFont"/>
+    <w:uiPriority w:val="99"/>
+    <w:semiHidden/>
+    <w:unhideWhenUsed/>
+    <w:rsid w:val="0084645A"/>
+    <w:rPr>
+      <w:color w:val="605E5C"/>
+      <w:shd w:val="clear" w:color="auto" w:fill="E1DFDD"/>
+    </w:rPr>
+  </w:style>
 </w:styles>
 </file>
 

--- a/MCO2-Documentation-18.docx
+++ b/MCO2-Documentation-18.docx
@@ -3884,18 +3884,7 @@
                 <w:szCs w:val="20"/>
                 <w:highlight w:val="yellow"/>
               </w:rPr>
-              <w:t>18</w:t>
-            </w:r>
-            <w:r>
-              <w:rPr>
-                <w:rFonts w:ascii="Courier New" w:eastAsia="Courier New" w:hAnsi="Courier New" w:cs="Courier New"/>
-                <w:b/>
-                <w:bCs/>
-                <w:sz w:val="20"/>
-                <w:szCs w:val="20"/>
-                <w:highlight w:val="yellow"/>
-              </w:rPr>
-              <w:t>.PDF</w:t>
+              <w:t>18.PDF</w:t>
             </w:r>
           </w:p>
         </w:tc>
@@ -4058,7 +4047,7 @@
           <w:szCs w:val="20"/>
           <w:highlight w:val="yellow"/>
         </w:rPr>
-        <w:t>gcc -Wall main.c -o main.exe</w:t>
+        <w:t>gcc -Wall main.c graph.c traversal.c dataStruct.c</w:t>
       </w:r>
     </w:p>
     <w:p>
@@ -4126,7 +4115,17 @@
           <w:szCs w:val="20"/>
           <w:highlight w:val="yellow"/>
         </w:rPr>
-        <w:t xml:space="preserve">main </w:t>
+        <w:t>a.exe</w:t>
+      </w:r>
+      <w:r>
+        <w:rPr>
+          <w:b/>
+          <w:bCs/>
+          <w:sz w:val="20"/>
+          <w:szCs w:val="20"/>
+          <w:highlight w:val="yellow"/>
+        </w:rPr>
+        <w:t xml:space="preserve"> </w:t>
       </w:r>
     </w:p>
     <w:p>
@@ -4776,10 +4775,9 @@
             </w:pPr>
             <w:r>
               <w:rPr>
-                <w:highlight w:val="yellow"/>
                 <w:u w:val="single"/>
               </w:rPr>
-              <w:t>We chose adjacency matrix because it was easier to visualize the relationship between all vertices. Since with a matrix it is much easier to map who is adjacent with whom using 0 as false and 1 as true. While also assigning a row or column for each vertex based on the order they are read from the .txt file.</w:t>
+              <w:t>We chose to implement both Adjacency Matrix and List because of the unique requirements for both output functions. While the matrix requires the columns that represent each vertex be in the same order as its row counterpart, meanwhile the list requires to be in the same format as its input .txt file.</w:t>
             </w:r>
           </w:p>
           <w:p>
@@ -7253,7 +7251,6 @@
   <w:style w:type="character" w:default="1" w:styleId="DefaultParagraphFont">
     <w:name w:val="Default Paragraph Font"/>
     <w:uiPriority w:val="1"/>
-    <w:semiHidden/>
     <w:unhideWhenUsed/>
   </w:style>
   <w:style w:type="table" w:default="1" w:styleId="TableNormal">

--- a/MCO2-Documentation-18.docx
+++ b/MCO2-Documentation-18.docx
@@ -120,7 +120,27 @@
                 <w:sz w:val="20"/>
                 <w:szCs w:val="20"/>
               </w:rPr>
-              <w:t>We declare that the project we are submitting is the product of our own work augmented with responsible and ethical use of generative AI as encoded in Table 1  and Table 2 below.</w:t>
+              <w:t xml:space="preserve">We declare that the project we are submitting is the product of our own work augmented with responsible and ethical use of generative AI as encoded in Table </w:t>
+            </w:r>
+            <w:proofErr w:type="gramStart"/>
+            <w:r>
+              <w:rPr>
+                <w:i/>
+                <w:iCs/>
+                <w:sz w:val="20"/>
+                <w:szCs w:val="20"/>
+              </w:rPr>
+              <w:t>1  and</w:t>
+            </w:r>
+            <w:proofErr w:type="gramEnd"/>
+            <w:r>
+              <w:rPr>
+                <w:i/>
+                <w:iCs/>
+                <w:sz w:val="20"/>
+                <w:szCs w:val="20"/>
+              </w:rPr>
+              <w:t xml:space="preserve"> Table 2 below.</w:t>
             </w:r>
           </w:p>
           <w:p>
@@ -322,7 +342,29 @@
                 <w:sz w:val="20"/>
                 <w:szCs w:val="20"/>
               </w:rPr>
-              <w:t>// Instruction #1: Encode your names, and affix your e-signature to attest to the declaration above.</w:t>
+              <w:t xml:space="preserve">// Instruction #1: Encode your </w:t>
+            </w:r>
+            <w:proofErr w:type="gramStart"/>
+            <w:r>
+              <w:rPr>
+                <w:b/>
+                <w:bCs/>
+                <w:color w:val="999999"/>
+                <w:sz w:val="20"/>
+                <w:szCs w:val="20"/>
+              </w:rPr>
+              <w:t>names, and</w:t>
+            </w:r>
+            <w:proofErr w:type="gramEnd"/>
+            <w:r>
+              <w:rPr>
+                <w:b/>
+                <w:bCs/>
+                <w:color w:val="999999"/>
+                <w:sz w:val="20"/>
+                <w:szCs w:val="20"/>
+              </w:rPr>
+              <w:t xml:space="preserve"> affix your e-signature to attest to the declaration above.</w:t>
             </w:r>
           </w:p>
           <w:p>
@@ -588,7 +630,29 @@
           <w:sz w:val="20"/>
           <w:szCs w:val="20"/>
         </w:rPr>
-        <w:t>// Instruction #2: Fill-up the column 2 of Table 1 below.</w:t>
+        <w:t xml:space="preserve">// Instruction #2: Fill-up </w:t>
+      </w:r>
+      <w:proofErr w:type="gramStart"/>
+      <w:r>
+        <w:rPr>
+          <w:b/>
+          <w:bCs/>
+          <w:color w:val="999999"/>
+          <w:sz w:val="20"/>
+          <w:szCs w:val="20"/>
+        </w:rPr>
+        <w:t>the column</w:t>
+      </w:r>
+      <w:proofErr w:type="gramEnd"/>
+      <w:r>
+        <w:rPr>
+          <w:b/>
+          <w:bCs/>
+          <w:color w:val="999999"/>
+          <w:sz w:val="20"/>
+          <w:szCs w:val="20"/>
+        </w:rPr>
+        <w:t xml:space="preserve"> 2 of Table 1 below.</w:t>
       </w:r>
     </w:p>
     <w:p>
@@ -1294,7 +1358,31 @@
                 <w:szCs w:val="20"/>
                 <w:highlight w:val="yellow"/>
               </w:rPr>
-              <w:t>All test cases were made by human, debugging was also done manually by human only</w:t>
+              <w:t xml:space="preserve">All test cases were made by </w:t>
+            </w:r>
+            <w:proofErr w:type="gramStart"/>
+            <w:r>
+              <w:rPr>
+                <w:i/>
+                <w:iCs/>
+                <w:color w:val="0000FF"/>
+                <w:sz w:val="20"/>
+                <w:szCs w:val="20"/>
+                <w:highlight w:val="yellow"/>
+              </w:rPr>
+              <w:t>human,</w:t>
+            </w:r>
+            <w:proofErr w:type="gramEnd"/>
+            <w:r>
+              <w:rPr>
+                <w:i/>
+                <w:iCs/>
+                <w:color w:val="0000FF"/>
+                <w:sz w:val="20"/>
+                <w:szCs w:val="20"/>
+                <w:highlight w:val="yellow"/>
+              </w:rPr>
+              <w:t xml:space="preserve"> debugging was also done manually by human only</w:t>
             </w:r>
             <w:r>
               <w:rPr>
@@ -1431,13 +1519,10 @@
           <w:sz w:val="20"/>
           <w:szCs w:val="20"/>
         </w:rPr>
-        <w:t>// Instruction #3: Fill up Table 2. List explicitly ALL AI tools that you employed, and justify their purpose/role in your project.</w:t>
-      </w:r>
-    </w:p>
-    <w:p>
-      <w:pPr>
-        <w:spacing w:after="30"/>
-        <w:jc w:val="both"/>
+        <w:t xml:space="preserve">// Instruction #3: Fill up Table 2. List explicitly ALL AI tools that you </w:t>
+      </w:r>
+      <w:proofErr w:type="gramStart"/>
+      <w:r>
         <w:rPr>
           <w:b/>
           <w:bCs/>
@@ -1445,6 +1530,31 @@
           <w:sz w:val="20"/>
           <w:szCs w:val="20"/>
         </w:rPr>
+        <w:t>employed, and</w:t>
+      </w:r>
+      <w:proofErr w:type="gramEnd"/>
+      <w:r>
+        <w:rPr>
+          <w:b/>
+          <w:bCs/>
+          <w:color w:val="999999"/>
+          <w:sz w:val="20"/>
+          <w:szCs w:val="20"/>
+        </w:rPr>
+        <w:t xml:space="preserve"> justify their purpose/role in your project.</w:t>
+      </w:r>
+    </w:p>
+    <w:p>
+      <w:pPr>
+        <w:spacing w:after="30"/>
+        <w:jc w:val="both"/>
+        <w:rPr>
+          <w:b/>
+          <w:bCs/>
+          <w:color w:val="999999"/>
+          <w:sz w:val="20"/>
+          <w:szCs w:val="20"/>
+        </w:rPr>
       </w:pPr>
     </w:p>
     <w:p>
@@ -1465,7 +1575,27 @@
           <w:sz w:val="20"/>
           <w:szCs w:val="20"/>
         </w:rPr>
-        <w:t>Table 2. List of AI Tools Used</w:t>
+        <w:t xml:space="preserve">Table 2. List of </w:t>
+      </w:r>
+      <w:proofErr w:type="gramStart"/>
+      <w:r>
+        <w:rPr>
+          <w:b/>
+          <w:bCs/>
+          <w:sz w:val="20"/>
+          <w:szCs w:val="20"/>
+        </w:rPr>
+        <w:t>AI</w:t>
+      </w:r>
+      <w:proofErr w:type="gramEnd"/>
+      <w:r>
+        <w:rPr>
+          <w:b/>
+          <w:bCs/>
+          <w:sz w:val="20"/>
+          <w:szCs w:val="20"/>
+        </w:rPr>
+        <w:t xml:space="preserve"> Tools Used</w:t>
       </w:r>
     </w:p>
     <w:tbl>
@@ -2157,7 +2287,27 @@
                 <w:szCs w:val="20"/>
                 <w:highlight w:val="yellow"/>
               </w:rPr>
-              <w:t>. Completed documentation for dataStruct.c and traversal.c</w:t>
+              <w:t xml:space="preserve">. Completed documentation for dataStruct.c and </w:t>
+            </w:r>
+            <w:proofErr w:type="gramStart"/>
+            <w:r>
+              <w:rPr>
+                <w:color w:val="0000FF"/>
+                <w:sz w:val="20"/>
+                <w:szCs w:val="20"/>
+                <w:highlight w:val="yellow"/>
+              </w:rPr>
+              <w:t>traversal</w:t>
+            </w:r>
+            <w:proofErr w:type="gramEnd"/>
+            <w:r>
+              <w:rPr>
+                <w:color w:val="0000FF"/>
+                <w:sz w:val="20"/>
+                <w:szCs w:val="20"/>
+                <w:highlight w:val="yellow"/>
+              </w:rPr>
+              <w:t>.c</w:t>
             </w:r>
           </w:p>
           <w:p>
@@ -2529,7 +2679,27 @@
                 <w:szCs w:val="20"/>
                 <w:highlight w:val="yellow"/>
               </w:rPr>
-              <w:t xml:space="preserve"> Completed the documentation within the  source code file</w:t>
+              <w:t xml:space="preserve"> Completed the documentation within </w:t>
+            </w:r>
+            <w:proofErr w:type="gramStart"/>
+            <w:r>
+              <w:rPr>
+                <w:color w:val="0000FF"/>
+                <w:sz w:val="20"/>
+                <w:szCs w:val="20"/>
+                <w:highlight w:val="yellow"/>
+              </w:rPr>
+              <w:t>the  source</w:t>
+            </w:r>
+            <w:proofErr w:type="gramEnd"/>
+            <w:r>
+              <w:rPr>
+                <w:color w:val="0000FF"/>
+                <w:sz w:val="20"/>
+                <w:szCs w:val="20"/>
+                <w:highlight w:val="yellow"/>
+              </w:rPr>
+              <w:t xml:space="preserve"> code file</w:t>
             </w:r>
             <w:r>
               <w:rPr>
@@ -3884,6 +4054,187 @@
                 <w:szCs w:val="20"/>
                 <w:highlight w:val="yellow"/>
               </w:rPr>
+              <w:t>B-SET.txt, B-DEGREE.txt, B-LIST.txt, B-MATRIX.txt, B-BFS.txt, B-DFS.txt</w:t>
+            </w:r>
+          </w:p>
+        </w:tc>
+        <w:tc>
+          <w:tcPr>
+            <w:tcW w:w="7410" w:type="dxa"/>
+          </w:tcPr>
+          <w:p>
+            <w:pPr>
+              <w:spacing w:after="30"/>
+              <w:rPr>
+                <w:rFonts w:ascii="Courier New" w:eastAsia="Courier New" w:hAnsi="Courier New" w:cs="Courier New"/>
+                <w:b/>
+                <w:bCs/>
+                <w:sz w:val="20"/>
+                <w:szCs w:val="20"/>
+                <w:highlight w:val="yellow"/>
+              </w:rPr>
+            </w:pPr>
+            <w:r>
+              <w:rPr>
+                <w:rFonts w:ascii="Courier New" w:eastAsia="Courier New" w:hAnsi="Courier New" w:cs="Courier New"/>
+                <w:b/>
+                <w:bCs/>
+                <w:sz w:val="20"/>
+                <w:szCs w:val="20"/>
+                <w:highlight w:val="yellow"/>
+              </w:rPr>
+              <w:t>All 6 output files using B.txt</w:t>
+            </w:r>
+          </w:p>
+        </w:tc>
+      </w:tr>
+      <w:tr>
+        <w:tc>
+          <w:tcPr>
+            <w:tcW w:w="2190" w:type="dxa"/>
+          </w:tcPr>
+          <w:p>
+            <w:pPr>
+              <w:spacing w:after="30"/>
+              <w:rPr>
+                <w:rFonts w:ascii="Courier New" w:eastAsia="Courier New" w:hAnsi="Courier New" w:cs="Courier New"/>
+                <w:b/>
+                <w:bCs/>
+                <w:sz w:val="20"/>
+                <w:szCs w:val="20"/>
+                <w:highlight w:val="yellow"/>
+              </w:rPr>
+            </w:pPr>
+            <w:r>
+              <w:rPr>
+                <w:rFonts w:ascii="Courier New" w:eastAsia="Courier New" w:hAnsi="Courier New" w:cs="Courier New"/>
+                <w:b/>
+                <w:bCs/>
+                <w:sz w:val="20"/>
+                <w:szCs w:val="20"/>
+                <w:highlight w:val="yellow"/>
+              </w:rPr>
+              <w:t>G-SET.txt, G-DEGREE.txt, G-LIST.txt, G-MATRIX.txt, G-BFS.txt, G-DFS.txt</w:t>
+            </w:r>
+          </w:p>
+        </w:tc>
+        <w:tc>
+          <w:tcPr>
+            <w:tcW w:w="7410" w:type="dxa"/>
+          </w:tcPr>
+          <w:p>
+            <w:pPr>
+              <w:spacing w:after="30"/>
+              <w:rPr>
+                <w:rFonts w:ascii="Courier New" w:eastAsia="Courier New" w:hAnsi="Courier New" w:cs="Courier New"/>
+                <w:b/>
+                <w:bCs/>
+                <w:sz w:val="20"/>
+                <w:szCs w:val="20"/>
+                <w:highlight w:val="yellow"/>
+              </w:rPr>
+            </w:pPr>
+            <w:r>
+              <w:rPr>
+                <w:rFonts w:ascii="Courier New" w:eastAsia="Courier New" w:hAnsi="Courier New" w:cs="Courier New"/>
+                <w:b/>
+                <w:bCs/>
+                <w:sz w:val="20"/>
+                <w:szCs w:val="20"/>
+                <w:highlight w:val="yellow"/>
+              </w:rPr>
+              <w:t>All 6 output files using G.txt</w:t>
+            </w:r>
+          </w:p>
+        </w:tc>
+      </w:tr>
+      <w:tr>
+        <w:tc>
+          <w:tcPr>
+            <w:tcW w:w="2190" w:type="dxa"/>
+          </w:tcPr>
+          <w:p>
+            <w:pPr>
+              <w:spacing w:after="30"/>
+              <w:rPr>
+                <w:rFonts w:ascii="Courier New" w:eastAsia="Courier New" w:hAnsi="Courier New" w:cs="Courier New"/>
+                <w:b/>
+                <w:bCs/>
+                <w:sz w:val="20"/>
+                <w:szCs w:val="20"/>
+                <w:highlight w:val="yellow"/>
+              </w:rPr>
+            </w:pPr>
+            <w:r>
+              <w:rPr>
+                <w:rFonts w:ascii="Courier New" w:eastAsia="Courier New" w:hAnsi="Courier New" w:cs="Courier New"/>
+                <w:b/>
+                <w:bCs/>
+                <w:sz w:val="20"/>
+                <w:szCs w:val="20"/>
+                <w:highlight w:val="yellow"/>
+              </w:rPr>
+              <w:t>Z-SET.txt, Z-DEGREE.txt, Z-LIST.txt, Z-MATRIX.txt, Z-BFS.txt, Z-DFS.txt</w:t>
+            </w:r>
+          </w:p>
+        </w:tc>
+        <w:tc>
+          <w:tcPr>
+            <w:tcW w:w="7410" w:type="dxa"/>
+          </w:tcPr>
+          <w:p>
+            <w:pPr>
+              <w:spacing w:after="30"/>
+              <w:rPr>
+                <w:rFonts w:ascii="Courier New" w:eastAsia="Courier New" w:hAnsi="Courier New" w:cs="Courier New"/>
+                <w:b/>
+                <w:bCs/>
+                <w:sz w:val="20"/>
+                <w:szCs w:val="20"/>
+                <w:highlight w:val="yellow"/>
+              </w:rPr>
+            </w:pPr>
+            <w:r>
+              <w:rPr>
+                <w:rFonts w:ascii="Courier New" w:eastAsia="Courier New" w:hAnsi="Courier New" w:cs="Courier New"/>
+                <w:b/>
+                <w:bCs/>
+                <w:sz w:val="20"/>
+                <w:szCs w:val="20"/>
+                <w:highlight w:val="yellow"/>
+              </w:rPr>
+              <w:t>All 6 output files using Z.txt</w:t>
+            </w:r>
+          </w:p>
+        </w:tc>
+      </w:tr>
+      <w:tr>
+        <w:tc>
+          <w:tcPr>
+            <w:tcW w:w="2190" w:type="dxa"/>
+          </w:tcPr>
+          <w:p>
+            <w:pPr>
+              <w:spacing w:after="30"/>
+              <w:rPr>
+                <w:rFonts w:ascii="Courier New" w:eastAsia="Courier New" w:hAnsi="Courier New" w:cs="Courier New"/>
+                <w:b/>
+                <w:bCs/>
+                <w:sz w:val="20"/>
+                <w:szCs w:val="20"/>
+                <w:highlight w:val="yellow"/>
+              </w:rPr>
+            </w:pPr>
+            <w:r>
+              <w:rPr>
+                <w:rFonts w:ascii="Courier New" w:eastAsia="Courier New" w:hAnsi="Courier New" w:cs="Courier New"/>
+                <w:b/>
+                <w:bCs/>
+                <w:sz w:val="20"/>
+                <w:szCs w:val="20"/>
+                <w:highlight w:val="yellow"/>
+              </w:rPr>
+              <w:lastRenderedPageBreak/>
               <w:t>18.PDF</w:t>
             </w:r>
           </w:p>
@@ -4182,7 +4533,6 @@
           <w:sz w:val="20"/>
           <w:szCs w:val="20"/>
         </w:rPr>
-        <w:lastRenderedPageBreak/>
         <w:t xml:space="preserve">Is there a compilation (syntax error) in your codes? (YES or NO). </w:t>
       </w:r>
       <w:r>
@@ -4329,7 +4679,25 @@
           <w:sz w:val="20"/>
           <w:szCs w:val="20"/>
         </w:rPr>
-        <w:t>WARNING: there will be a 1 point deduction for every unique compiler warning.  Please make sure that your submission does not have a compiler warning.</w:t>
+        <w:t xml:space="preserve">WARNING: there will be a </w:t>
+      </w:r>
+      <w:proofErr w:type="gramStart"/>
+      <w:r>
+        <w:rPr>
+          <w:color w:val="FF0000"/>
+          <w:sz w:val="20"/>
+          <w:szCs w:val="20"/>
+        </w:rPr>
+        <w:t>1 point</w:t>
+      </w:r>
+      <w:proofErr w:type="gramEnd"/>
+      <w:r>
+        <w:rPr>
+          <w:color w:val="FF0000"/>
+          <w:sz w:val="20"/>
+          <w:szCs w:val="20"/>
+        </w:rPr>
+        <w:t xml:space="preserve"> deduction for every unique compiler warning.  Please make sure that your submission does not have a compiler warning.</w:t>
       </w:r>
     </w:p>
     <w:p>
@@ -4512,7 +4880,27 @@
           <w:sz w:val="20"/>
           <w:szCs w:val="20"/>
         </w:rPr>
-        <w:t>IV.  DISCLOSURE OF ERROR(S)</w:t>
+        <w:t>IV</w:t>
+      </w:r>
+      <w:proofErr w:type="gramStart"/>
+      <w:r>
+        <w:rPr>
+          <w:b/>
+          <w:bCs/>
+          <w:sz w:val="20"/>
+          <w:szCs w:val="20"/>
+        </w:rPr>
+        <w:t>.  DISCLOSURE</w:t>
+      </w:r>
+      <w:proofErr w:type="gramEnd"/>
+      <w:r>
+        <w:rPr>
+          <w:b/>
+          <w:bCs/>
+          <w:sz w:val="20"/>
+          <w:szCs w:val="20"/>
+        </w:rPr>
+        <w:t xml:space="preserve"> OF ERROR(S)</w:t>
       </w:r>
     </w:p>
     <w:p>
@@ -4562,7 +4950,25 @@
           <w:sz w:val="20"/>
           <w:szCs w:val="20"/>
         </w:rPr>
-        <w:t xml:space="preserve">  Explain briefly the reason why your group was not able to make it work.</w:t>
+        <w:t xml:space="preserve">  Explain briefly the reason why your group </w:t>
+      </w:r>
+      <w:proofErr w:type="gramStart"/>
+      <w:r>
+        <w:rPr>
+          <w:color w:val="999999"/>
+          <w:sz w:val="20"/>
+          <w:szCs w:val="20"/>
+        </w:rPr>
+        <w:t>was not able to</w:t>
+      </w:r>
+      <w:proofErr w:type="gramEnd"/>
+      <w:r>
+        <w:rPr>
+          <w:color w:val="999999"/>
+          <w:sz w:val="20"/>
+          <w:szCs w:val="20"/>
+        </w:rPr>
+        <w:t xml:space="preserve"> make it work.</w:t>
       </w:r>
     </w:p>
     <w:p>
@@ -4596,11 +5002,6 @@
     </w:p>
     <w:p>
       <w:pPr>
-        <w:pStyle w:val="ListParagraph"/>
-        <w:numPr>
-          <w:ilvl w:val="3"/>
-          <w:numId w:val="5"/>
-        </w:numPr>
         <w:spacing w:after="30"/>
         <w:rPr>
           <w:color w:val="0000FF"/>
@@ -4616,6 +5017,15 @@
           <w:szCs w:val="20"/>
           <w:highlight w:val="yellow"/>
         </w:rPr>
+        <w:t xml:space="preserve">a. </w:t>
+      </w:r>
+      <w:r>
+        <w:rPr>
+          <w:color w:val="0000FF"/>
+          <w:sz w:val="20"/>
+          <w:szCs w:val="20"/>
+          <w:highlight w:val="yellow"/>
+        </w:rPr>
         <w:t>N/A</w:t>
       </w:r>
     </w:p>
@@ -4646,7 +5056,27 @@
           <w:szCs w:val="20"/>
           <w:highlight w:val="yellow"/>
         </w:rPr>
-        <w:t>We were not able to make them work because:</w:t>
+        <w:t xml:space="preserve">We </w:t>
+      </w:r>
+      <w:proofErr w:type="gramStart"/>
+      <w:r>
+        <w:rPr>
+          <w:color w:val="0000FF"/>
+          <w:sz w:val="20"/>
+          <w:szCs w:val="20"/>
+          <w:highlight w:val="yellow"/>
+        </w:rPr>
+        <w:t>were not able to</w:t>
+      </w:r>
+      <w:proofErr w:type="gramEnd"/>
+      <w:r>
+        <w:rPr>
+          <w:color w:val="0000FF"/>
+          <w:sz w:val="20"/>
+          <w:szCs w:val="20"/>
+          <w:highlight w:val="yellow"/>
+        </w:rPr>
+        <w:t xml:space="preserve"> make them work because:</w:t>
       </w:r>
     </w:p>
     <w:p>
@@ -4758,7 +5188,16 @@
               <w:spacing w:after="30"/>
             </w:pPr>
             <w:r>
-              <w:t>1.  How did you implement your Graph data structure? Did you implement it using an Adjacency Matrix or Adjacency List or both? What is the reason behind your choice of graph data structure implementation? Explain briefly (at most 5 sentences).</w:t>
+              <w:lastRenderedPageBreak/>
+              <w:t>1</w:t>
+            </w:r>
+            <w:proofErr w:type="gramStart"/>
+            <w:r>
+              <w:t>.  How</w:t>
+            </w:r>
+            <w:proofErr w:type="gramEnd"/>
+            <w:r>
+              <w:t xml:space="preserve"> did you implement your Graph data structure? Did you implement it using an Adjacency Matrix or Adjacency List or both? What is the reason behind your choice of graph data structure implementation? Explain briefly (at most 5 sentences).</w:t>
             </w:r>
           </w:p>
           <w:p>
@@ -4777,7 +5216,21 @@
               <w:rPr>
                 <w:u w:val="single"/>
               </w:rPr>
-              <w:t>We chose to implement both Adjacency Matrix and List because of the unique requirements for both output functions. While the matrix requires the columns that represent each vertex be in the same order as its row counterpart, meanwhile the list requires to be in the same format as its input .txt file.</w:t>
+              <w:t xml:space="preserve">We chose to implement both Adjacency Matrix and List because of the unique requirements for both output functions. While the matrix requires the columns that represent each vertex </w:t>
+            </w:r>
+            <w:proofErr w:type="gramStart"/>
+            <w:r>
+              <w:rPr>
+                <w:u w:val="single"/>
+              </w:rPr>
+              <w:t>be</w:t>
+            </w:r>
+            <w:proofErr w:type="gramEnd"/>
+            <w:r>
+              <w:rPr>
+                <w:u w:val="single"/>
+              </w:rPr>
+              <w:t xml:space="preserve"> in the same order as its row counterpart, meanwhile the list requires to be in the same format as its input .txt file.</w:t>
             </w:r>
           </w:p>
           <w:p>
@@ -4938,7 +5391,27 @@
           <w:sz w:val="20"/>
           <w:szCs w:val="20"/>
         </w:rPr>
-        <w:t>VI.  SELF-EVALUATION</w:t>
+        <w:t>VI</w:t>
+      </w:r>
+      <w:proofErr w:type="gramStart"/>
+      <w:r>
+        <w:rPr>
+          <w:b/>
+          <w:bCs/>
+          <w:sz w:val="20"/>
+          <w:szCs w:val="20"/>
+        </w:rPr>
+        <w:t>.  SELF</w:t>
+      </w:r>
+      <w:proofErr w:type="gramEnd"/>
+      <w:r>
+        <w:rPr>
+          <w:b/>
+          <w:bCs/>
+          <w:sz w:val="20"/>
+          <w:szCs w:val="20"/>
+        </w:rPr>
+        <w:t>-EVALUATION</w:t>
       </w:r>
     </w:p>
     <w:p>
@@ -5167,7 +5640,23 @@
                 <w:sz w:val="20"/>
                 <w:szCs w:val="20"/>
               </w:rPr>
-              <w:t>     (max. 10 points)</w:t>
+              <w:t xml:space="preserve">  </w:t>
+            </w:r>
+            <w:proofErr w:type="gramStart"/>
+            <w:r>
+              <w:rPr>
+                <w:sz w:val="20"/>
+                <w:szCs w:val="20"/>
+              </w:rPr>
+              <w:t xml:space="preserve">   (</w:t>
+            </w:r>
+            <w:proofErr w:type="gramEnd"/>
+            <w:r>
+              <w:rPr>
+                <w:sz w:val="20"/>
+                <w:szCs w:val="20"/>
+              </w:rPr>
+              <w:t>max. 10 points)</w:t>
             </w:r>
           </w:p>
         </w:tc>
@@ -5198,7 +5687,15 @@
               <w:t xml:space="preserve">2. </w:t>
             </w:r>
             <w:r>
-              <w:t>Output Text File #2 (Vertices With Degrees)</w:t>
+              <w:t xml:space="preserve">Output Text File #2 (Vertices </w:t>
+            </w:r>
+            <w:proofErr w:type="gramStart"/>
+            <w:r>
+              <w:t>With</w:t>
+            </w:r>
+            <w:proofErr w:type="gramEnd"/>
+            <w:r>
+              <w:t xml:space="preserve"> Degrees)</w:t>
             </w:r>
           </w:p>
         </w:tc>
@@ -5250,7 +5747,23 @@
                 <w:sz w:val="20"/>
                 <w:szCs w:val="20"/>
               </w:rPr>
-              <w:t>     (max. 10 points)</w:t>
+              <w:t xml:space="preserve">  </w:t>
+            </w:r>
+            <w:proofErr w:type="gramStart"/>
+            <w:r>
+              <w:rPr>
+                <w:sz w:val="20"/>
+                <w:szCs w:val="20"/>
+              </w:rPr>
+              <w:t xml:space="preserve">   (</w:t>
+            </w:r>
+            <w:proofErr w:type="gramEnd"/>
+            <w:r>
+              <w:rPr>
+                <w:sz w:val="20"/>
+                <w:szCs w:val="20"/>
+              </w:rPr>
+              <w:t>max. 10 points)</w:t>
             </w:r>
           </w:p>
         </w:tc>
@@ -5332,7 +5845,23 @@
                 <w:sz w:val="20"/>
                 <w:szCs w:val="20"/>
               </w:rPr>
-              <w:t>     (max. 12.5 points)</w:t>
+              <w:t xml:space="preserve">  </w:t>
+            </w:r>
+            <w:proofErr w:type="gramStart"/>
+            <w:r>
+              <w:rPr>
+                <w:sz w:val="20"/>
+                <w:szCs w:val="20"/>
+              </w:rPr>
+              <w:t xml:space="preserve">   (</w:t>
+            </w:r>
+            <w:proofErr w:type="gramEnd"/>
+            <w:r>
+              <w:rPr>
+                <w:sz w:val="20"/>
+                <w:szCs w:val="20"/>
+              </w:rPr>
+              <w:t>max. 12.5 points)</w:t>
             </w:r>
           </w:p>
         </w:tc>
@@ -5412,7 +5941,23 @@
                 <w:sz w:val="20"/>
                 <w:szCs w:val="20"/>
               </w:rPr>
-              <w:t>     (max. 12.5 points)</w:t>
+              <w:t xml:space="preserve">  </w:t>
+            </w:r>
+            <w:proofErr w:type="gramStart"/>
+            <w:r>
+              <w:rPr>
+                <w:sz w:val="20"/>
+                <w:szCs w:val="20"/>
+              </w:rPr>
+              <w:t xml:space="preserve">   (</w:t>
+            </w:r>
+            <w:proofErr w:type="gramEnd"/>
+            <w:r>
+              <w:rPr>
+                <w:sz w:val="20"/>
+                <w:szCs w:val="20"/>
+              </w:rPr>
+              <w:t>max. 12.5 points)</w:t>
             </w:r>
           </w:p>
         </w:tc>
@@ -5494,7 +6039,23 @@
                 <w:sz w:val="20"/>
                 <w:szCs w:val="20"/>
               </w:rPr>
-              <w:t>     (max. 20 points)</w:t>
+              <w:t xml:space="preserve">  </w:t>
+            </w:r>
+            <w:proofErr w:type="gramStart"/>
+            <w:r>
+              <w:rPr>
+                <w:sz w:val="20"/>
+                <w:szCs w:val="20"/>
+              </w:rPr>
+              <w:t xml:space="preserve">   (</w:t>
+            </w:r>
+            <w:proofErr w:type="gramEnd"/>
+            <w:r>
+              <w:rPr>
+                <w:sz w:val="20"/>
+                <w:szCs w:val="20"/>
+              </w:rPr>
+              <w:t>max. 20 points)</w:t>
             </w:r>
           </w:p>
         </w:tc>
@@ -5576,7 +6137,23 @@
                 <w:sz w:val="20"/>
                 <w:szCs w:val="20"/>
               </w:rPr>
-              <w:t>     (max. 20 points)</w:t>
+              <w:t xml:space="preserve">  </w:t>
+            </w:r>
+            <w:proofErr w:type="gramStart"/>
+            <w:r>
+              <w:rPr>
+                <w:sz w:val="20"/>
+                <w:szCs w:val="20"/>
+              </w:rPr>
+              <w:t xml:space="preserve">   (</w:t>
+            </w:r>
+            <w:proofErr w:type="gramEnd"/>
+            <w:r>
+              <w:rPr>
+                <w:sz w:val="20"/>
+                <w:szCs w:val="20"/>
+              </w:rPr>
+              <w:t>max. 20 points)</w:t>
             </w:r>
           </w:p>
         </w:tc>
@@ -5658,7 +6235,23 @@
                 <w:sz w:val="20"/>
                 <w:szCs w:val="20"/>
               </w:rPr>
-              <w:t>     (max. 10 points)</w:t>
+              <w:t xml:space="preserve">  </w:t>
+            </w:r>
+            <w:proofErr w:type="gramStart"/>
+            <w:r>
+              <w:rPr>
+                <w:sz w:val="20"/>
+                <w:szCs w:val="20"/>
+              </w:rPr>
+              <w:t xml:space="preserve">   (</w:t>
+            </w:r>
+            <w:proofErr w:type="gramEnd"/>
+            <w:r>
+              <w:rPr>
+                <w:sz w:val="20"/>
+                <w:szCs w:val="20"/>
+              </w:rPr>
+              <w:t>max. 10 points)</w:t>
             </w:r>
           </w:p>
         </w:tc>
@@ -5740,7 +6333,23 @@
                 <w:sz w:val="20"/>
                 <w:szCs w:val="20"/>
               </w:rPr>
-              <w:t>     (max. 5 points)</w:t>
+              <w:t xml:space="preserve">  </w:t>
+            </w:r>
+            <w:proofErr w:type="gramStart"/>
+            <w:r>
+              <w:rPr>
+                <w:sz w:val="20"/>
+                <w:szCs w:val="20"/>
+              </w:rPr>
+              <w:t xml:space="preserve">   (</w:t>
+            </w:r>
+            <w:proofErr w:type="gramEnd"/>
+            <w:r>
+              <w:rPr>
+                <w:sz w:val="20"/>
+                <w:szCs w:val="20"/>
+              </w:rPr>
+              <w:t>max. 5 points)</w:t>
             </w:r>
           </w:p>
         </w:tc>
@@ -5828,7 +6437,23 @@
                 <w:sz w:val="20"/>
                 <w:szCs w:val="20"/>
               </w:rPr>
-              <w:t>     (max. 10 points)</w:t>
+              <w:t xml:space="preserve">  </w:t>
+            </w:r>
+            <w:proofErr w:type="gramStart"/>
+            <w:r>
+              <w:rPr>
+                <w:sz w:val="20"/>
+                <w:szCs w:val="20"/>
+              </w:rPr>
+              <w:t xml:space="preserve">   (</w:t>
+            </w:r>
+            <w:proofErr w:type="gramEnd"/>
+            <w:r>
+              <w:rPr>
+                <w:sz w:val="20"/>
+                <w:szCs w:val="20"/>
+              </w:rPr>
+              <w:t>max. 10 points)</w:t>
             </w:r>
           </w:p>
         </w:tc>
@@ -5936,6 +6561,7 @@
           <w:sz w:val="20"/>
           <w:szCs w:val="20"/>
         </w:rPr>
+        <w:lastRenderedPageBreak/>
         <w:t xml:space="preserve">NOTE: The evaluation that the instructor will give is not necessarily going to be the same as what you indicated above.  The self-assessment is for your own reference only… </w:t>
       </w:r>
     </w:p>
@@ -7251,6 +7877,7 @@
   <w:style w:type="character" w:default="1" w:styleId="DefaultParagraphFont">
     <w:name w:val="Default Paragraph Font"/>
     <w:uiPriority w:val="1"/>
+    <w:semiHidden/>
     <w:unhideWhenUsed/>
   </w:style>
   <w:style w:type="table" w:default="1" w:styleId="TableNormal">

--- a/MCO2-Documentation-18.docx
+++ b/MCO2-Documentation-18.docx
@@ -342,29 +342,7 @@
                 <w:sz w:val="20"/>
                 <w:szCs w:val="20"/>
               </w:rPr>
-              <w:t xml:space="preserve">// Instruction #1: Encode your </w:t>
-            </w:r>
-            <w:proofErr w:type="gramStart"/>
-            <w:r>
-              <w:rPr>
-                <w:b/>
-                <w:bCs/>
-                <w:color w:val="999999"/>
-                <w:sz w:val="20"/>
-                <w:szCs w:val="20"/>
-              </w:rPr>
-              <w:t>names, and</w:t>
-            </w:r>
-            <w:proofErr w:type="gramEnd"/>
-            <w:r>
-              <w:rPr>
-                <w:b/>
-                <w:bCs/>
-                <w:color w:val="999999"/>
-                <w:sz w:val="20"/>
-                <w:szCs w:val="20"/>
-              </w:rPr>
-              <w:t xml:space="preserve"> affix your e-signature to attest to the declaration above.</w:t>
+              <w:t>// Instruction #1: Encode your names, and affix your e-signature to attest to the declaration above.</w:t>
             </w:r>
           </w:p>
           <w:p>
@@ -630,29 +608,7 @@
           <w:sz w:val="20"/>
           <w:szCs w:val="20"/>
         </w:rPr>
-        <w:t xml:space="preserve">// Instruction #2: Fill-up </w:t>
-      </w:r>
-      <w:proofErr w:type="gramStart"/>
-      <w:r>
-        <w:rPr>
-          <w:b/>
-          <w:bCs/>
-          <w:color w:val="999999"/>
-          <w:sz w:val="20"/>
-          <w:szCs w:val="20"/>
-        </w:rPr>
-        <w:t>the column</w:t>
-      </w:r>
-      <w:proofErr w:type="gramEnd"/>
-      <w:r>
-        <w:rPr>
-          <w:b/>
-          <w:bCs/>
-          <w:color w:val="999999"/>
-          <w:sz w:val="20"/>
-          <w:szCs w:val="20"/>
-        </w:rPr>
-        <w:t xml:space="preserve"> 2 of Table 1 below.</w:t>
+        <w:t>// Instruction #2: Fill-up the column 2 of Table 1 below.</w:t>
       </w:r>
     </w:p>
     <w:p>
@@ -1519,29 +1475,7 @@
           <w:sz w:val="20"/>
           <w:szCs w:val="20"/>
         </w:rPr>
-        <w:t xml:space="preserve">// Instruction #3: Fill up Table 2. List explicitly ALL AI tools that you </w:t>
-      </w:r>
-      <w:proofErr w:type="gramStart"/>
-      <w:r>
-        <w:rPr>
-          <w:b/>
-          <w:bCs/>
-          <w:color w:val="999999"/>
-          <w:sz w:val="20"/>
-          <w:szCs w:val="20"/>
-        </w:rPr>
-        <w:t>employed, and</w:t>
-      </w:r>
-      <w:proofErr w:type="gramEnd"/>
-      <w:r>
-        <w:rPr>
-          <w:b/>
-          <w:bCs/>
-          <w:color w:val="999999"/>
-          <w:sz w:val="20"/>
-          <w:szCs w:val="20"/>
-        </w:rPr>
-        <w:t xml:space="preserve"> justify their purpose/role in your project.</w:t>
+        <w:t>// Instruction #3: Fill up Table 2. List explicitly ALL AI tools that you employed, and justify their purpose/role in your project.</w:t>
       </w:r>
     </w:p>
     <w:p>
@@ -2091,6 +2025,7 @@
               </w:rPr>
               <w:t xml:space="preserve">Encode details of your contributions for each task. Indicate your role, for example, were you the project manager, were you the (lead) programmer for a certain module, were you the (black box) tester for a certain module, which part of the documentation were you responsible for? </w:t>
             </w:r>
+            <w:proofErr w:type="spellStart"/>
             <w:r>
               <w:rPr>
                 <w:color w:val="0000FF"/>
@@ -2107,7 +2042,17 @@
                 <w:szCs w:val="20"/>
                 <w:highlight w:val="yellow"/>
               </w:rPr>
-              <w:t>tc… Encode NONE if you did not contribute to a particular task.</w:t>
+              <w:t>tc</w:t>
+            </w:r>
+            <w:proofErr w:type="spellEnd"/>
+            <w:r>
+              <w:rPr>
+                <w:color w:val="0000FF"/>
+                <w:sz w:val="20"/>
+                <w:szCs w:val="20"/>
+                <w:highlight w:val="yellow"/>
+              </w:rPr>
+              <w:t>… Encode NONE if you did not contribute to a particular task.</w:t>
             </w:r>
           </w:p>
           <w:p>
@@ -2169,14 +2114,45 @@
               </w:rPr>
               <w:t xml:space="preserve">, and provided the data structures, </w:t>
             </w:r>
-            <w:r>
-              <w:rPr>
-                <w:color w:val="0000FF"/>
-                <w:sz w:val="20"/>
-                <w:szCs w:val="20"/>
-                <w:highlight w:val="yellow"/>
-              </w:rPr>
-              <w:t xml:space="preserve">dataStruct.c and traversal.c </w:t>
+            <w:proofErr w:type="spellStart"/>
+            <w:r>
+              <w:rPr>
+                <w:color w:val="0000FF"/>
+                <w:sz w:val="20"/>
+                <w:szCs w:val="20"/>
+                <w:highlight w:val="yellow"/>
+              </w:rPr>
+              <w:t>dataStruct.c</w:t>
+            </w:r>
+            <w:proofErr w:type="spellEnd"/>
+            <w:r>
+              <w:rPr>
+                <w:color w:val="0000FF"/>
+                <w:sz w:val="20"/>
+                <w:szCs w:val="20"/>
+                <w:highlight w:val="yellow"/>
+              </w:rPr>
+              <w:t xml:space="preserve"> and </w:t>
+            </w:r>
+            <w:proofErr w:type="spellStart"/>
+            <w:r>
+              <w:rPr>
+                <w:color w:val="0000FF"/>
+                <w:sz w:val="20"/>
+                <w:szCs w:val="20"/>
+                <w:highlight w:val="yellow"/>
+              </w:rPr>
+              <w:t>traversal.c</w:t>
+            </w:r>
+            <w:proofErr w:type="spellEnd"/>
+            <w:r>
+              <w:rPr>
+                <w:color w:val="0000FF"/>
+                <w:sz w:val="20"/>
+                <w:szCs w:val="20"/>
+                <w:highlight w:val="yellow"/>
+              </w:rPr>
+              <w:t xml:space="preserve"> </w:t>
             </w:r>
             <w:r>
               <w:rPr>
@@ -2271,44 +2247,77 @@
               </w:rPr>
               <w:t xml:space="preserve"> Created the BFS and DFS traversal algorithms, completed </w:t>
             </w:r>
-            <w:r>
-              <w:rPr>
-                <w:color w:val="0000FF"/>
-                <w:sz w:val="20"/>
-                <w:szCs w:val="20"/>
-                <w:highlight w:val="yellow"/>
-              </w:rPr>
-              <w:t>dataStruct.c and traversal.c</w:t>
-            </w:r>
-            <w:r>
-              <w:rPr>
-                <w:color w:val="0000FF"/>
-                <w:sz w:val="20"/>
-                <w:szCs w:val="20"/>
-                <w:highlight w:val="yellow"/>
-              </w:rPr>
-              <w:t xml:space="preserve">. Completed documentation for dataStruct.c and </w:t>
-            </w:r>
-            <w:proofErr w:type="gramStart"/>
-            <w:r>
-              <w:rPr>
-                <w:color w:val="0000FF"/>
-                <w:sz w:val="20"/>
-                <w:szCs w:val="20"/>
-                <w:highlight w:val="yellow"/>
-              </w:rPr>
-              <w:t>traversal</w:t>
-            </w:r>
-            <w:proofErr w:type="gramEnd"/>
-            <w:r>
-              <w:rPr>
-                <w:color w:val="0000FF"/>
-                <w:sz w:val="20"/>
-                <w:szCs w:val="20"/>
-                <w:highlight w:val="yellow"/>
-              </w:rPr>
-              <w:t>.c</w:t>
-            </w:r>
+            <w:proofErr w:type="spellStart"/>
+            <w:r>
+              <w:rPr>
+                <w:color w:val="0000FF"/>
+                <w:sz w:val="20"/>
+                <w:szCs w:val="20"/>
+                <w:highlight w:val="yellow"/>
+              </w:rPr>
+              <w:t>dataStruct.c</w:t>
+            </w:r>
+            <w:proofErr w:type="spellEnd"/>
+            <w:r>
+              <w:rPr>
+                <w:color w:val="0000FF"/>
+                <w:sz w:val="20"/>
+                <w:szCs w:val="20"/>
+                <w:highlight w:val="yellow"/>
+              </w:rPr>
+              <w:t xml:space="preserve"> and </w:t>
+            </w:r>
+            <w:proofErr w:type="spellStart"/>
+            <w:r>
+              <w:rPr>
+                <w:color w:val="0000FF"/>
+                <w:sz w:val="20"/>
+                <w:szCs w:val="20"/>
+                <w:highlight w:val="yellow"/>
+              </w:rPr>
+              <w:t>traversal.c</w:t>
+            </w:r>
+            <w:proofErr w:type="spellEnd"/>
+            <w:r>
+              <w:rPr>
+                <w:color w:val="0000FF"/>
+                <w:sz w:val="20"/>
+                <w:szCs w:val="20"/>
+                <w:highlight w:val="yellow"/>
+              </w:rPr>
+              <w:t xml:space="preserve">. Completed documentation for </w:t>
+            </w:r>
+            <w:proofErr w:type="spellStart"/>
+            <w:r>
+              <w:rPr>
+                <w:color w:val="0000FF"/>
+                <w:sz w:val="20"/>
+                <w:szCs w:val="20"/>
+                <w:highlight w:val="yellow"/>
+              </w:rPr>
+              <w:t>dataStruct.c</w:t>
+            </w:r>
+            <w:proofErr w:type="spellEnd"/>
+            <w:r>
+              <w:rPr>
+                <w:color w:val="0000FF"/>
+                <w:sz w:val="20"/>
+                <w:szCs w:val="20"/>
+                <w:highlight w:val="yellow"/>
+              </w:rPr>
+              <w:t xml:space="preserve"> and </w:t>
+            </w:r>
+            <w:proofErr w:type="spellStart"/>
+            <w:r>
+              <w:rPr>
+                <w:color w:val="0000FF"/>
+                <w:sz w:val="20"/>
+                <w:szCs w:val="20"/>
+                <w:highlight w:val="yellow"/>
+              </w:rPr>
+              <w:t>traversal.c</w:t>
+            </w:r>
+            <w:proofErr w:type="spellEnd"/>
           </w:p>
           <w:p>
             <w:pPr>
@@ -2586,7 +2595,27 @@
                 <w:szCs w:val="20"/>
                 <w:highlight w:val="yellow"/>
               </w:rPr>
-              <w:t>Completed documentation for graph.c and tested it.</w:t>
+              <w:t xml:space="preserve">Completed documentation for </w:t>
+            </w:r>
+            <w:proofErr w:type="spellStart"/>
+            <w:r>
+              <w:rPr>
+                <w:color w:val="0000FF"/>
+                <w:sz w:val="20"/>
+                <w:szCs w:val="20"/>
+                <w:highlight w:val="yellow"/>
+              </w:rPr>
+              <w:t>graph.c</w:t>
+            </w:r>
+            <w:proofErr w:type="spellEnd"/>
+            <w:r>
+              <w:rPr>
+                <w:color w:val="0000FF"/>
+                <w:sz w:val="20"/>
+                <w:szCs w:val="20"/>
+                <w:highlight w:val="yellow"/>
+              </w:rPr>
+              <w:t xml:space="preserve"> and tested it.</w:t>
             </w:r>
           </w:p>
           <w:p>
@@ -2637,8 +2666,39 @@
                 <w:szCs w:val="20"/>
                 <w:highlight w:val="yellow"/>
               </w:rPr>
-              <w:t>Tested dataStruct.c and traversal.c</w:t>
-            </w:r>
+              <w:t xml:space="preserve">Tested </w:t>
+            </w:r>
+            <w:proofErr w:type="spellStart"/>
+            <w:r>
+              <w:rPr>
+                <w:color w:val="0000FF"/>
+                <w:sz w:val="20"/>
+                <w:szCs w:val="20"/>
+                <w:highlight w:val="yellow"/>
+              </w:rPr>
+              <w:t>dataStruct.c</w:t>
+            </w:r>
+            <w:proofErr w:type="spellEnd"/>
+            <w:r>
+              <w:rPr>
+                <w:color w:val="0000FF"/>
+                <w:sz w:val="20"/>
+                <w:szCs w:val="20"/>
+                <w:highlight w:val="yellow"/>
+              </w:rPr>
+              <w:t xml:space="preserve"> and </w:t>
+            </w:r>
+            <w:proofErr w:type="spellStart"/>
+            <w:r>
+              <w:rPr>
+                <w:color w:val="0000FF"/>
+                <w:sz w:val="20"/>
+                <w:szCs w:val="20"/>
+                <w:highlight w:val="yellow"/>
+              </w:rPr>
+              <w:t>traversal.c</w:t>
+            </w:r>
+            <w:proofErr w:type="spellEnd"/>
           </w:p>
           <w:p>
             <w:pPr>
@@ -2719,6 +2779,7 @@
               </w:rPr>
               <w:t xml:space="preserve">Ran and tested the </w:t>
             </w:r>
+            <w:proofErr w:type="spellStart"/>
             <w:r>
               <w:rPr>
                 <w:color w:val="0000FF"/>
@@ -2746,6 +2807,7 @@
               </w:rPr>
               <w:t>c</w:t>
             </w:r>
+            <w:proofErr w:type="spellEnd"/>
             <w:r>
               <w:rPr>
                 <w:color w:val="0000FF"/>
@@ -3082,8 +3144,19 @@
                 <w:szCs w:val="20"/>
                 <w:highlight w:val="yellow"/>
               </w:rPr>
-              <w:t xml:space="preserve"> in graph.c</w:t>
-            </w:r>
+              <w:t xml:space="preserve"> in </w:t>
+            </w:r>
+            <w:proofErr w:type="spellStart"/>
+            <w:r>
+              <w:rPr>
+                <w:color w:val="0000FF"/>
+                <w:sz w:val="20"/>
+                <w:szCs w:val="20"/>
+                <w:highlight w:val="yellow"/>
+              </w:rPr>
+              <w:t>graph.c</w:t>
+            </w:r>
+            <w:proofErr w:type="spellEnd"/>
           </w:p>
           <w:p>
             <w:pPr>
@@ -3441,6 +3514,7 @@
                 <w:highlight w:val="yellow"/>
               </w:rPr>
             </w:pPr>
+            <w:proofErr w:type="spellStart"/>
             <w:r>
               <w:rPr>
                 <w:rFonts w:ascii="Courier New" w:eastAsia="Courier New" w:hAnsi="Courier New" w:cs="Courier New"/>
@@ -3452,6 +3526,7 @@
               </w:rPr>
               <w:t>dataStruct.c</w:t>
             </w:r>
+            <w:proofErr w:type="spellEnd"/>
           </w:p>
         </w:tc>
         <w:tc>
@@ -3509,6 +3584,7 @@
                 <w:highlight w:val="yellow"/>
               </w:rPr>
             </w:pPr>
+            <w:proofErr w:type="spellStart"/>
             <w:r>
               <w:rPr>
                 <w:rFonts w:ascii="Courier New" w:eastAsia="Courier New" w:hAnsi="Courier New" w:cs="Courier New"/>
@@ -3520,6 +3596,7 @@
               </w:rPr>
               <w:t>dataStruct.h</w:t>
             </w:r>
+            <w:proofErr w:type="spellEnd"/>
           </w:p>
         </w:tc>
         <w:tc>
@@ -3544,8 +3621,21 @@
                 <w:szCs w:val="20"/>
                 <w:highlight w:val="yellow"/>
               </w:rPr>
-              <w:t>Header file for dataStruct.c</w:t>
-            </w:r>
+              <w:t xml:space="preserve">Header file for </w:t>
+            </w:r>
+            <w:proofErr w:type="spellStart"/>
+            <w:r>
+              <w:rPr>
+                <w:rFonts w:ascii="Courier New" w:eastAsia="Courier New" w:hAnsi="Courier New" w:cs="Courier New"/>
+                <w:b/>
+                <w:bCs/>
+                <w:sz w:val="20"/>
+                <w:szCs w:val="20"/>
+                <w:highlight w:val="yellow"/>
+              </w:rPr>
+              <w:t>dataStruct.c</w:t>
+            </w:r>
+            <w:proofErr w:type="spellEnd"/>
           </w:p>
         </w:tc>
       </w:tr>
@@ -3566,6 +3656,7 @@
                 <w:highlight w:val="yellow"/>
               </w:rPr>
             </w:pPr>
+            <w:proofErr w:type="spellStart"/>
             <w:r>
               <w:rPr>
                 <w:rFonts w:ascii="Courier New" w:eastAsia="Courier New" w:hAnsi="Courier New" w:cs="Courier New"/>
@@ -3577,6 +3668,7 @@
               </w:rPr>
               <w:t>graph.c</w:t>
             </w:r>
+            <w:proofErr w:type="spellEnd"/>
           </w:p>
         </w:tc>
         <w:tc>
@@ -3623,6 +3715,7 @@
                 <w:highlight w:val="yellow"/>
               </w:rPr>
             </w:pPr>
+            <w:proofErr w:type="spellStart"/>
             <w:r>
               <w:rPr>
                 <w:rFonts w:ascii="Courier New" w:eastAsia="Courier New" w:hAnsi="Courier New" w:cs="Courier New"/>
@@ -3634,6 +3727,7 @@
               </w:rPr>
               <w:t>graph.h</w:t>
             </w:r>
+            <w:proofErr w:type="spellEnd"/>
           </w:p>
         </w:tc>
         <w:tc>
@@ -3658,8 +3752,21 @@
                 <w:szCs w:val="20"/>
                 <w:highlight w:val="yellow"/>
               </w:rPr>
-              <w:t>Header file for graph.c</w:t>
-            </w:r>
+              <w:t xml:space="preserve">Header file for </w:t>
+            </w:r>
+            <w:proofErr w:type="spellStart"/>
+            <w:r>
+              <w:rPr>
+                <w:rFonts w:ascii="Courier New" w:eastAsia="Courier New" w:hAnsi="Courier New" w:cs="Courier New"/>
+                <w:b/>
+                <w:bCs/>
+                <w:sz w:val="20"/>
+                <w:szCs w:val="20"/>
+                <w:highlight w:val="yellow"/>
+              </w:rPr>
+              <w:t>graph.c</w:t>
+            </w:r>
+            <w:proofErr w:type="spellEnd"/>
           </w:p>
         </w:tc>
       </w:tr>
@@ -3680,6 +3787,7 @@
                 <w:highlight w:val="yellow"/>
               </w:rPr>
             </w:pPr>
+            <w:proofErr w:type="spellStart"/>
             <w:r>
               <w:rPr>
                 <w:rFonts w:ascii="Courier New" w:eastAsia="Courier New" w:hAnsi="Courier New" w:cs="Courier New"/>
@@ -3691,6 +3799,7 @@
               </w:rPr>
               <w:t>traversal.c</w:t>
             </w:r>
+            <w:proofErr w:type="spellEnd"/>
           </w:p>
         </w:tc>
         <w:tc>
@@ -3737,6 +3846,7 @@
                 <w:highlight w:val="yellow"/>
               </w:rPr>
             </w:pPr>
+            <w:proofErr w:type="spellStart"/>
             <w:r>
               <w:rPr>
                 <w:rFonts w:ascii="Courier New" w:eastAsia="Courier New" w:hAnsi="Courier New" w:cs="Courier New"/>
@@ -3748,6 +3858,7 @@
               </w:rPr>
               <w:t>traversal.h</w:t>
             </w:r>
+            <w:proofErr w:type="spellEnd"/>
           </w:p>
         </w:tc>
         <w:tc>
@@ -3772,8 +3883,21 @@
                 <w:szCs w:val="20"/>
                 <w:highlight w:val="yellow"/>
               </w:rPr>
-              <w:t>Header file for traversal.c</w:t>
-            </w:r>
+              <w:t xml:space="preserve">Header file for </w:t>
+            </w:r>
+            <w:proofErr w:type="spellStart"/>
+            <w:r>
+              <w:rPr>
+                <w:rFonts w:ascii="Courier New" w:eastAsia="Courier New" w:hAnsi="Courier New" w:cs="Courier New"/>
+                <w:b/>
+                <w:bCs/>
+                <w:sz w:val="20"/>
+                <w:szCs w:val="20"/>
+                <w:highlight w:val="yellow"/>
+              </w:rPr>
+              <w:t>traversal.c</w:t>
+            </w:r>
+            <w:proofErr w:type="spellEnd"/>
           </w:p>
         </w:tc>
       </w:tr>
@@ -3794,6 +3918,7 @@
                 <w:highlight w:val="yellow"/>
               </w:rPr>
             </w:pPr>
+            <w:proofErr w:type="spellStart"/>
             <w:r>
               <w:rPr>
                 <w:rFonts w:ascii="Courier New" w:eastAsia="Courier New" w:hAnsi="Courier New" w:cs="Courier New"/>
@@ -3816,6 +3941,7 @@
               </w:rPr>
               <w:t>ain.c</w:t>
             </w:r>
+            <w:proofErr w:type="spellEnd"/>
           </w:p>
         </w:tc>
         <w:tc>
@@ -4390,6 +4516,7 @@
         </w:rPr>
         <w:t xml:space="preserve">C:\MCO2&gt; </w:t>
       </w:r>
+      <w:proofErr w:type="spellStart"/>
       <w:r>
         <w:rPr>
           <w:b/>
@@ -4398,8 +4525,97 @@
           <w:szCs w:val="20"/>
           <w:highlight w:val="yellow"/>
         </w:rPr>
-        <w:t>gcc -Wall main.c graph.c traversal.c dataStruct.c</w:t>
-      </w:r>
+        <w:t>gcc</w:t>
+      </w:r>
+      <w:proofErr w:type="spellEnd"/>
+      <w:r>
+        <w:rPr>
+          <w:b/>
+          <w:bCs/>
+          <w:sz w:val="20"/>
+          <w:szCs w:val="20"/>
+          <w:highlight w:val="yellow"/>
+        </w:rPr>
+        <w:t xml:space="preserve"> -Wall </w:t>
+      </w:r>
+      <w:proofErr w:type="spellStart"/>
+      <w:r>
+        <w:rPr>
+          <w:b/>
+          <w:bCs/>
+          <w:sz w:val="20"/>
+          <w:szCs w:val="20"/>
+          <w:highlight w:val="yellow"/>
+        </w:rPr>
+        <w:t>main.c</w:t>
+      </w:r>
+      <w:proofErr w:type="spellEnd"/>
+      <w:r>
+        <w:rPr>
+          <w:b/>
+          <w:bCs/>
+          <w:sz w:val="20"/>
+          <w:szCs w:val="20"/>
+          <w:highlight w:val="yellow"/>
+        </w:rPr>
+        <w:t xml:space="preserve"> </w:t>
+      </w:r>
+      <w:proofErr w:type="spellStart"/>
+      <w:r>
+        <w:rPr>
+          <w:b/>
+          <w:bCs/>
+          <w:sz w:val="20"/>
+          <w:szCs w:val="20"/>
+          <w:highlight w:val="yellow"/>
+        </w:rPr>
+        <w:t>graph.c</w:t>
+      </w:r>
+      <w:proofErr w:type="spellEnd"/>
+      <w:r>
+        <w:rPr>
+          <w:b/>
+          <w:bCs/>
+          <w:sz w:val="20"/>
+          <w:szCs w:val="20"/>
+          <w:highlight w:val="yellow"/>
+        </w:rPr>
+        <w:t xml:space="preserve"> </w:t>
+      </w:r>
+      <w:proofErr w:type="spellStart"/>
+      <w:r>
+        <w:rPr>
+          <w:b/>
+          <w:bCs/>
+          <w:sz w:val="20"/>
+          <w:szCs w:val="20"/>
+          <w:highlight w:val="yellow"/>
+        </w:rPr>
+        <w:t>traversal.c</w:t>
+      </w:r>
+      <w:proofErr w:type="spellEnd"/>
+      <w:r>
+        <w:rPr>
+          <w:b/>
+          <w:bCs/>
+          <w:sz w:val="20"/>
+          <w:szCs w:val="20"/>
+          <w:highlight w:val="yellow"/>
+        </w:rPr>
+        <w:t xml:space="preserve"> </w:t>
+      </w:r>
+      <w:proofErr w:type="spellStart"/>
+      <w:r>
+        <w:rPr>
+          <w:b/>
+          <w:bCs/>
+          <w:sz w:val="20"/>
+          <w:szCs w:val="20"/>
+          <w:highlight w:val="yellow"/>
+        </w:rPr>
+        <w:t>dataStruct.c</w:t>
+      </w:r>
+      <w:proofErr w:type="spellEnd"/>
     </w:p>
     <w:p>
       <w:pPr>
@@ -4804,13 +5020,23 @@
       <w:r>
         <w:t xml:space="preserve">MCO2&gt; </w:t>
       </w:r>
+      <w:proofErr w:type="spellStart"/>
       <w:r>
         <w:rPr>
           <w:b/>
           <w:bCs/>
           <w:highlight w:val="yellow"/>
         </w:rPr>
-        <w:t>gcc -Wall 01-BONUS.c -o 01-BONUS.exe</w:t>
+        <w:t>gcc</w:t>
+      </w:r>
+      <w:proofErr w:type="spellEnd"/>
+      <w:r>
+        <w:rPr>
+          <w:b/>
+          <w:bCs/>
+          <w:highlight w:val="yellow"/>
+        </w:rPr>
+        <w:t xml:space="preserve"> -Wall 01-BONUS.c -o 01-BONUS.exe</w:t>
       </w:r>
     </w:p>
     <w:p>
@@ -4880,27 +5106,7 @@
           <w:sz w:val="20"/>
           <w:szCs w:val="20"/>
         </w:rPr>
-        <w:t>IV</w:t>
-      </w:r>
-      <w:proofErr w:type="gramStart"/>
-      <w:r>
-        <w:rPr>
-          <w:b/>
-          <w:bCs/>
-          <w:sz w:val="20"/>
-          <w:szCs w:val="20"/>
-        </w:rPr>
-        <w:t>.  DISCLOSURE</w:t>
-      </w:r>
-      <w:proofErr w:type="gramEnd"/>
-      <w:r>
-        <w:rPr>
-          <w:b/>
-          <w:bCs/>
-          <w:sz w:val="20"/>
-          <w:szCs w:val="20"/>
-        </w:rPr>
-        <w:t xml:space="preserve"> OF ERROR(S)</w:t>
+        <w:t>IV.  DISCLOSURE OF ERROR(S)</w:t>
       </w:r>
     </w:p>
     <w:p>
@@ -4950,25 +5156,7 @@
           <w:sz w:val="20"/>
           <w:szCs w:val="20"/>
         </w:rPr>
-        <w:t xml:space="preserve">  Explain briefly the reason why your group </w:t>
-      </w:r>
-      <w:proofErr w:type="gramStart"/>
-      <w:r>
-        <w:rPr>
-          <w:color w:val="999999"/>
-          <w:sz w:val="20"/>
-          <w:szCs w:val="20"/>
-        </w:rPr>
-        <w:t>was not able to</w:t>
-      </w:r>
-      <w:proofErr w:type="gramEnd"/>
-      <w:r>
-        <w:rPr>
-          <w:color w:val="999999"/>
-          <w:sz w:val="20"/>
-          <w:szCs w:val="20"/>
-        </w:rPr>
-        <w:t xml:space="preserve"> make it work.</w:t>
+        <w:t xml:space="preserve">  Explain briefly the reason why your group was not able to make it work.</w:t>
       </w:r>
     </w:p>
     <w:p>
@@ -5056,27 +5244,7 @@
           <w:szCs w:val="20"/>
           <w:highlight w:val="yellow"/>
         </w:rPr>
-        <w:t xml:space="preserve">We </w:t>
-      </w:r>
-      <w:proofErr w:type="gramStart"/>
-      <w:r>
-        <w:rPr>
-          <w:color w:val="0000FF"/>
-          <w:sz w:val="20"/>
-          <w:szCs w:val="20"/>
-          <w:highlight w:val="yellow"/>
-        </w:rPr>
-        <w:t>were not able to</w:t>
-      </w:r>
-      <w:proofErr w:type="gramEnd"/>
-      <w:r>
-        <w:rPr>
-          <w:color w:val="0000FF"/>
-          <w:sz w:val="20"/>
-          <w:szCs w:val="20"/>
-          <w:highlight w:val="yellow"/>
-        </w:rPr>
-        <w:t xml:space="preserve"> make them work because:</w:t>
+        <w:t>We were not able to make them work because:</w:t>
       </w:r>
     </w:p>
     <w:p>
@@ -5189,15 +5357,7 @@
             </w:pPr>
             <w:r>
               <w:lastRenderedPageBreak/>
-              <w:t>1</w:t>
-            </w:r>
-            <w:proofErr w:type="gramStart"/>
-            <w:r>
-              <w:t>.  How</w:t>
-            </w:r>
-            <w:proofErr w:type="gramEnd"/>
-            <w:r>
-              <w:t xml:space="preserve"> did you implement your Graph data structure? Did you implement it using an Adjacency Matrix or Adjacency List or both? What is the reason behind your choice of graph data structure implementation? Explain briefly (at most 5 sentences).</w:t>
+              <w:t>1.  How did you implement your Graph data structure? Did you implement it using an Adjacency Matrix or Adjacency List or both? What is the reason behind your choice of graph data structure implementation? Explain briefly (at most 5 sentences).</w:t>
             </w:r>
           </w:p>
           <w:p>
@@ -5216,21 +5376,7 @@
               <w:rPr>
                 <w:u w:val="single"/>
               </w:rPr>
-              <w:t xml:space="preserve">We chose to implement both Adjacency Matrix and List because of the unique requirements for both output functions. While the matrix requires the columns that represent each vertex </w:t>
-            </w:r>
-            <w:proofErr w:type="gramStart"/>
-            <w:r>
-              <w:rPr>
-                <w:u w:val="single"/>
-              </w:rPr>
-              <w:t>be</w:t>
-            </w:r>
-            <w:proofErr w:type="gramEnd"/>
-            <w:r>
-              <w:rPr>
-                <w:u w:val="single"/>
-              </w:rPr>
-              <w:t xml:space="preserve"> in the same order as its row counterpart, meanwhile the list requires to be in the same format as its input .txt file.</w:t>
+              <w:t>We chose to implement both Adjacency Matrix and List because of the unique requirements for both output functions. While the matrix requires the columns that represent each vertex be in the same order as its row counterpart, meanwhile the list requires to be in the same format as its input .txt file.</w:t>
             </w:r>
           </w:p>
           <w:p>
@@ -5274,27 +5420,64 @@
           <w:p>
             <w:pPr>
               <w:spacing w:after="30"/>
-            </w:pPr>
-          </w:p>
-          <w:p>
-            <w:pPr>
-              <w:spacing w:after="30"/>
-            </w:pPr>
-          </w:p>
-          <w:p>
-            <w:pPr>
-              <w:spacing w:after="30"/>
-            </w:pPr>
-          </w:p>
-          <w:p>
-            <w:pPr>
-              <w:spacing w:after="30"/>
-            </w:pPr>
-          </w:p>
-          <w:p>
-            <w:pPr>
-              <w:spacing w:after="30"/>
-            </w:pPr>
+              <w:rPr>
+                <w:u w:val="single"/>
+              </w:rPr>
+            </w:pPr>
+            <w:r>
+              <w:rPr>
+                <w:u w:val="single"/>
+              </w:rPr>
+              <w:t>We</w:t>
+            </w:r>
+            <w:r>
+              <w:rPr>
+                <w:u w:val="single"/>
+              </w:rPr>
+              <w:t xml:space="preserve"> implemented the stack data structure with necessary functions. First push the starting vertex to the stack,</w:t>
+            </w:r>
+            <w:r>
+              <w:rPr>
+                <w:u w:val="single"/>
+              </w:rPr>
+              <w:t xml:space="preserve"> then</w:t>
+            </w:r>
+            <w:r>
+              <w:rPr>
+                <w:u w:val="single"/>
+              </w:rPr>
+              <w:t xml:space="preserve"> check if the vertex in the </w:t>
+            </w:r>
+            <w:r>
+              <w:rPr>
+                <w:u w:val="single"/>
+              </w:rPr>
+              <w:t>on top of the stack</w:t>
+            </w:r>
+            <w:r>
+              <w:rPr>
+                <w:u w:val="single"/>
+              </w:rPr>
+              <w:t xml:space="preserve"> is already visited if not visit it</w:t>
+            </w:r>
+            <w:r>
+              <w:rPr>
+                <w:u w:val="single"/>
+              </w:rPr>
+              <w:t xml:space="preserve"> else skip</w:t>
+            </w:r>
+            <w:r>
+              <w:rPr>
+                <w:u w:val="single"/>
+              </w:rPr>
+              <w:t xml:space="preserve">, then find </w:t>
+            </w:r>
+            <w:r>
+              <w:rPr>
+                <w:u w:val="single"/>
+              </w:rPr>
+              <w:t>all neighboring vertex of the vertex on top of the stack, if found push on the stack lowest id first until the highest id, if no neighboring vertex found then pop stack. Repeat until all vertex is visited, then free the whole stack.</w:t>
+            </w:r>
           </w:p>
           <w:p>
             <w:pPr>
@@ -5322,12 +5505,22 @@
           <w:p>
             <w:pPr>
               <w:spacing w:after="30"/>
-            </w:pPr>
-          </w:p>
-          <w:p>
-            <w:pPr>
-              <w:spacing w:after="30"/>
-            </w:pPr>
+              <w:rPr>
+                <w:u w:val="single"/>
+              </w:rPr>
+            </w:pPr>
+            <w:r>
+              <w:rPr>
+                <w:u w:val="single"/>
+              </w:rPr>
+              <w:t xml:space="preserve">We implemented the queue data structure with necessary functions. First enqueue the starting vertex to the queue. Dequeue a vertex to the queue, check if that vertex is already visited, if not visit it and check all its neighboring vertex and enqueue </w:t>
+            </w:r>
+            <w:r>
+              <w:rPr>
+                <w:u w:val="single"/>
+              </w:rPr>
+              <w:t>to the queue lowest id first until the highest id, if no neighboring vertex found skip. Repeat until all vertex is visited, then free the whole queue.</w:t>
+            </w:r>
           </w:p>
           <w:p>
             <w:pPr>
@@ -5391,27 +5584,7 @@
           <w:sz w:val="20"/>
           <w:szCs w:val="20"/>
         </w:rPr>
-        <w:t>VI</w:t>
-      </w:r>
-      <w:proofErr w:type="gramStart"/>
-      <w:r>
-        <w:rPr>
-          <w:b/>
-          <w:bCs/>
-          <w:sz w:val="20"/>
-          <w:szCs w:val="20"/>
-        </w:rPr>
-        <w:t>.  SELF</w:t>
-      </w:r>
-      <w:proofErr w:type="gramEnd"/>
-      <w:r>
-        <w:rPr>
-          <w:b/>
-          <w:bCs/>
-          <w:sz w:val="20"/>
-          <w:szCs w:val="20"/>
-        </w:rPr>
-        <w:t>-EVALUATION</w:t>
+        <w:t>VI.  SELF-EVALUATION</w:t>
       </w:r>
     </w:p>
     <w:p>
@@ -6649,6 +6822,7 @@
         </w:rPr>
         <w:t xml:space="preserve">                                                                                                       </w:t>
       </w:r>
+      <w:proofErr w:type="spellStart"/>
       <w:r>
         <w:rPr>
           <w:rFonts w:ascii="MS Gothic" w:eastAsia="MS Gothic" w:hAnsi="MS Gothic" w:cs="MS Gothic"/>
@@ -6662,6 +6836,7 @@
         </w:rPr>
         <w:t>サルバド</w:t>
       </w:r>
+      <w:proofErr w:type="spellEnd"/>
       <w:r>
         <w:rPr>
           <w:rFonts w:ascii="Helvetica Neue" w:eastAsia="Helvetica Neue" w:hAnsi="Helvetica Neue" w:cs="Helvetica Neue"/>
@@ -6675,6 +6850,7 @@
         </w:rPr>
         <w:t>-</w:t>
       </w:r>
+      <w:proofErr w:type="spellStart"/>
       <w:r>
         <w:rPr>
           <w:rFonts w:ascii="MS Gothic" w:eastAsia="MS Gothic" w:hAnsi="MS Gothic" w:cs="MS Gothic"/>
@@ -6688,6 +6864,7 @@
         </w:rPr>
         <w:t>ル・フロランテ</w:t>
       </w:r>
+      <w:proofErr w:type="spellEnd"/>
     </w:p>
     <w:p>
       <w:pPr>
